--- a/packages/web/public/docs/Helixona-Assistant-Workforce-Training.docx
+++ b/packages/web/public/docs/Helixona-Assistant-Workforce-Training.docx
@@ -269,7 +269,7 @@
                 <w:sz w:val="18"/>
                 <w:szCs w:val="18"/>
               </w:rPr>
-              <w:t xml:space="preserve">1.0, September 16, 2026</w:t>
+              <w:t xml:space="preserve">1.1, September 22, 2026</w:t>
             </w:r>
           </w:p>
         </w:tc>
@@ -440,7 +440,7 @@
         <w:spacing w:after="60" w:line="276"/>
       </w:pPr>
       <w:r>
-        <w:t xml:space="preserve">Complete the knowledge check. A score of 8 out of 10 or better is required; retake it if needed.</w:t>
+        <w:t xml:space="preserve">Complete the knowledge check. A score of 8 out of 10 or better is required; retake it if needed. Signed-in staff complete it online at ai.helixona.com/documentation/workforce-training, where the score is recorded automatically; the paper version below is the alternative.</w:t>
       </w:r>
     </w:p>
     <w:p>
@@ -453,7 +453,7 @@
         <w:spacing w:after="60" w:line="276"/>
       </w:pPr>
       <w:r>
-        <w:t xml:space="preserve">Sign the acknowledgment on the last page and return it to the Privacy Officer.</w:t>
+        <w:t xml:space="preserve">Sign the acknowledgment: online, after passing the check, or on the last page of this document, returned to the Privacy Officer.</w:t>
       </w:r>
     </w:p>
     <w:p>
@@ -466,7 +466,7 @@
         <w:spacing w:after="60" w:line="276"/>
       </w:pPr>
       <w:r>
-        <w:t xml:space="preserve">The Privacy Officer records the completion in the training log.</w:t>
+        <w:t xml:space="preserve">The training log in the Administration page records every online completion; the Privacy Officer adds paper completions to it.</w:t>
       </w:r>
     </w:p>
     <w:p>
@@ -1887,7 +1887,7 @@
         <w:spacing w:after="120" w:line="276"/>
       </w:pPr>
       <w:r>
-        <w:t xml:space="preserve">Circle one answer per question. Passing score: 8 of 10.</w:t>
+        <w:t xml:space="preserve">Choose one answer per question. Passing score: 8 of 10.</w:t>
       </w:r>
     </w:p>
     <w:p>

--- a/packages/web/public/docs/Helixona-Assistant-Workforce-Training.docx
+++ b/packages/web/public/docs/Helixona-Assistant-Workforce-Training.docx
@@ -440,7 +440,7 @@
         <w:spacing w:after="60" w:line="276"/>
       </w:pPr>
       <w:r>
-        <w:t xml:space="preserve">Complete the knowledge check. A score of 8 out of 10 or better is required; retake it if needed. Signed-in staff complete it online at ai.helixona.com/documentation/workforce-training, where the score is recorded automatically; the paper version below is the alternative.</w:t>
+        <w:t xml:space="preserve">Complete the knowledge check. A score of 8 out of 10 or better is required; retake it if needed. Signed-in staff complete it online at ai.helixona.com/documentation/workforce-training, where the score is recorded automatically; the paper version below is the alternative. The assistant stays locked, for administrators too, until the check is passed and the acknowledgment signed (or a paper completion is recorded by an administrator).</w:t>
       </w:r>
     </w:p>
     <w:p>

--- a/packages/web/public/docs/Helixona-Assistant-Workforce-Training.docx
+++ b/packages/web/public/docs/Helixona-Assistant-Workforce-Training.docx
@@ -110,7 +110,7 @@
                 <w:sz w:val="18"/>
                 <w:szCs w:val="18"/>
               </w:rPr>
-              <w:t xml:space="preserve">Training module, knowledge check, acknowledgment and training log</w:t>
+              <w:t xml:space="preserve">Training modules, knowledge check and training log</w:t>
             </w:r>
           </w:p>
         </w:tc>
@@ -269,7 +269,7 @@
                 <w:sz w:val="18"/>
                 <w:szCs w:val="18"/>
               </w:rPr>
-              <w:t xml:space="preserve">1.1, September 22, 2026</w:t>
+              <w:t xml:space="preserve">1.2, September 23, 2026</w:t>
             </w:r>
           </w:p>
         </w:tc>
@@ -400,7 +400,7 @@
           <w:sz w:val="20"/>
           <w:szCs w:val="20"/>
         </w:rPr>
-        <w:t xml:space="preserve">Fill in the bracketed fields, review with the clinic's Privacy Officer and Security Officer, and keep the signed copy with the compliance records for at least six years. Legal review is recommended before adoption.</w:t>
+        <w:t xml:space="preserve">Fill in the bracketed fields, review with the clinic's Privacy Officer and Security Officer, and keep a copy with the compliance records for at least six years. Legal review is recommended before adoption.</w:t>
       </w:r>
     </w:p>
     <w:p>
@@ -427,7 +427,7 @@
         <w:spacing w:after="60" w:line="276"/>
       </w:pPr>
       <w:r>
-        <w:t xml:space="preserve">Read modules 1 to 7 (about 20 minutes).</w:t>
+        <w:t xml:space="preserve">Read modules 1 to 7 (about 20 minutes). Signed-in staff can take the training as a course inside the assistant (Training in the sidebar): each module is followed by its own questions, with feedback, and progress is saved as you go.</w:t>
       </w:r>
     </w:p>
     <w:p>
@@ -440,7 +440,7 @@
         <w:spacing w:after="60" w:line="276"/>
       </w:pPr>
       <w:r>
-        <w:t xml:space="preserve">Complete the knowledge check. A score of 8 out of 10 or better is required; retake it if needed. Signed-in staff complete it online at ai.helixona.com/documentation/workforce-training, where the score is recorded automatically; the paper version below is the alternative. The assistant stays locked, for administrators too, until the check is passed and the acknowledgment signed (or a paper completion is recorded by an administrator).</w:t>
+        <w:t xml:space="preserve">Complete the knowledge check. A score of 10 out of 12 or better is required; retake it if needed. Online, the questions are asked module by module in the course, or all at once at ai.helixona.com/documentation/workforce-training; the paper version below is the alternative. The assistant stays locked, for administrators too, until the check is passed (or a paper completion is recorded by an administrator).</w:t>
       </w:r>
     </w:p>
     <w:p>
@@ -453,7 +453,7 @@
         <w:spacing w:after="60" w:line="276"/>
       </w:pPr>
       <w:r>
-        <w:t xml:space="preserve">Sign the acknowledgment: online, after passing the check, or on the last page of this document, returned to the Privacy Officer.</w:t>
+        <w:t xml:space="preserve">Nothing to sign: passing the check is recorded in the training log with your name, email and the date, and confirms the statements in "What completing the training means" below.</w:t>
       </w:r>
     </w:p>
     <w:p>
@@ -1368,7 +1368,7 @@
         <w:t xml:space="preserve">Creating accounts: </w:t>
       </w:r>
       <w:r>
-        <w:t xml:space="preserve">only after the Privacy Officer's approval and the user's signed training acknowledgment. Give the staff role unless the administrator role is approved in writing.</w:t>
+        <w:t xml:space="preserve">only after the Privacy Officer's approval. Give the staff role unless the administrator role is approved in writing. The new user completes the training inside the assistant before their first conversation.</w:t>
       </w:r>
     </w:p>
     <w:p>
@@ -1887,7 +1887,7 @@
         <w:spacing w:after="120" w:line="276"/>
       </w:pPr>
       <w:r>
-        <w:t xml:space="preserve">Choose one answer per question. Passing score: 8 of 10.</w:t>
+        <w:t xml:space="preserve">Choose one answer per question. Passing score: 10 of 12.</w:t>
       </w:r>
     </w:p>
     <w:p>
@@ -1902,6 +1902,114 @@
         <w:t xml:space="preserve">1. </w:t>
       </w:r>
       <w:r>
+        <w:t xml:space="preserve">Who does HIPAA apply to at Helixona?</w:t>
+      </w:r>
+    </w:p>
+    <w:p>
+      <w:pPr>
+        <w:spacing w:after="120" w:line="276"/>
+      </w:pPr>
+      <w:r>
+        <w:rPr>
+          <w:sz w:val="20"/>
+          <w:szCs w:val="20"/>
+        </w:rPr>
+        <w:t xml:space="preserve">A. Only the doctors. B. The clinic and every member of its workforce, including administrative staff. C. Only the company that runs the software.</w:t>
+      </w:r>
+    </w:p>
+    <w:p>
+      <w:pPr>
+        <w:spacing w:after="120" w:line="276"/>
+      </w:pPr>
+      <w:r>
+        <w:rPr>
+          <w:b/>
+          <w:bCs/>
+        </w:rPr>
+        <w:t xml:space="preserve">2. </w:t>
+      </w:r>
+      <w:r>
+        <w:t xml:space="preserve">Which of these is PHI?</w:t>
+      </w:r>
+    </w:p>
+    <w:p>
+      <w:pPr>
+        <w:spacing w:after="120" w:line="276"/>
+      </w:pPr>
+      <w:r>
+        <w:rPr>
+          <w:sz w:val="20"/>
+          <w:szCs w:val="20"/>
+        </w:rPr>
+        <w:t xml:space="preserve">A. A patient's name next to an appointment date. B. The clinic's address. C. A blank claim form.</w:t>
+      </w:r>
+    </w:p>
+    <w:p>
+      <w:pPr>
+        <w:spacing w:after="120" w:line="276"/>
+      </w:pPr>
+      <w:r>
+        <w:rPr>
+          <w:b/>
+          <w:bCs/>
+        </w:rPr>
+        <w:t xml:space="preserve">3. </w:t>
+      </w:r>
+      <w:r>
+        <w:t xml:space="preserve">Which tool may receive patient information?</w:t>
+      </w:r>
+    </w:p>
+    <w:p>
+      <w:pPr>
+        <w:spacing w:after="120" w:line="276"/>
+      </w:pPr>
+      <w:r>
+        <w:rPr>
+          <w:sz w:val="20"/>
+          <w:szCs w:val="20"/>
+        </w:rPr>
+        <w:t xml:space="preserve">A. Any AI chatbot with a good privacy policy. B. Only the Helixona Assistant at ai.helixona.com. C. Your personal account on a consumer AI product, if you delete the chat afterwards.</w:t>
+      </w:r>
+    </w:p>
+    <w:p>
+      <w:pPr>
+        <w:spacing w:after="120" w:line="276"/>
+      </w:pPr>
+      <w:r>
+        <w:rPr>
+          <w:b/>
+          <w:bCs/>
+        </w:rPr>
+        <w:t xml:space="preserve">4. </w:t>
+      </w:r>
+      <w:r>
+        <w:t xml:space="preserve">Who is responsible for a clinical or billing decision made using the assistant's output?</w:t>
+      </w:r>
+    </w:p>
+    <w:p>
+      <w:pPr>
+        <w:spacing w:after="120" w:line="276"/>
+      </w:pPr>
+      <w:r>
+        <w:rPr>
+          <w:sz w:val="20"/>
+          <w:szCs w:val="20"/>
+        </w:rPr>
+        <w:t xml:space="preserve">A. The assistant. B. Anthropic. C. The licensed staff member who reviews and uses it.</w:t>
+      </w:r>
+    </w:p>
+    <w:p>
+      <w:pPr>
+        <w:spacing w:after="120" w:line="276"/>
+      </w:pPr>
+      <w:r>
+        <w:rPr>
+          <w:b/>
+          <w:bCs/>
+        </w:rPr>
+        <w:t xml:space="preserve">5. </w:t>
+      </w:r>
+      <w:r>
         <w:t xml:space="preserve">A coworker is out sick and asks you to sign in with your account so they can finish a letter. What do you do?</w:t>
       </w:r>
     </w:p>
@@ -1926,10 +2034,10 @@
           <w:b/>
           <w:bCs/>
         </w:rPr>
-        <w:t xml:space="preserve">2. </w:t>
-      </w:r>
-      <w:r>
-        <w:t xml:space="preserve">Which of these is PHI?</w:t>
+        <w:t xml:space="preserve">6. </w:t>
+      </w:r>
+      <w:r>
+        <w:t xml:space="preserve">Your phone with the authenticator app is stolen on Saturday. When do you report it?</w:t>
       </w:r>
     </w:p>
     <w:p>
@@ -1941,7 +2049,7 @@
           <w:sz w:val="20"/>
           <w:szCs w:val="20"/>
         </w:rPr>
-        <w:t xml:space="preserve">A. A patient's name next to an appointment date. B. The clinic's address. C. A blank claim form.</w:t>
+        <w:t xml:space="preserve">A. Monday morning. B. The same day, to the Security Officer. C. Only if you notice unusual activity.</w:t>
       </w:r>
     </w:p>
     <w:p>
@@ -1953,7 +2061,34 @@
           <w:b/>
           <w:bCs/>
         </w:rPr>
-        <w:t xml:space="preserve">3. </w:t>
+        <w:t xml:space="preserve">7. </w:t>
+      </w:r>
+      <w:r>
+        <w:t xml:space="preserve">You are on a shared front-desk computer and step away for lunch. What do you do first?</w:t>
+      </w:r>
+    </w:p>
+    <w:p>
+      <w:pPr>
+        <w:spacing w:after="120" w:line="276"/>
+      </w:pPr>
+      <w:r>
+        <w:rPr>
+          <w:sz w:val="20"/>
+          <w:szCs w:val="20"/>
+        </w:rPr>
+        <w:t xml:space="preserve">A. Nothing; the screen locks eventually. B. Sign out of the assistant. C. Close the browser tab only.</w:t>
+      </w:r>
+    </w:p>
+    <w:p>
+      <w:pPr>
+        <w:spacing w:after="120" w:line="276"/>
+      </w:pPr>
+      <w:r>
+        <w:rPr>
+          <w:b/>
+          <w:bCs/>
+        </w:rPr>
+        <w:t xml:space="preserve">8. </w:t>
       </w:r>
       <w:r>
         <w:t xml:space="preserve">You need the assistant to summarize one patient's EOB. The PDF you have covers ten patients. What is the right step?</w:t>
@@ -1980,7 +2115,7 @@
           <w:b/>
           <w:bCs/>
         </w:rPr>
-        <w:t xml:space="preserve">4. </w:t>
+        <w:t xml:space="preserve">9. </w:t>
       </w:r>
       <w:r>
         <w:t xml:space="preserve">The assistant drafts an appeal letter with a claim number and denial code. Before sending it you must:</w:t>
@@ -2007,61 +2142,7 @@
           <w:b/>
           <w:bCs/>
         </w:rPr>
-        <w:t xml:space="preserve">5. </w:t>
-      </w:r>
-      <w:r>
-        <w:t xml:space="preserve">Which tool may receive patient information?</w:t>
-      </w:r>
-    </w:p>
-    <w:p>
-      <w:pPr>
-        <w:spacing w:after="120" w:line="276"/>
-      </w:pPr>
-      <w:r>
-        <w:rPr>
-          <w:sz w:val="20"/>
-          <w:szCs w:val="20"/>
-        </w:rPr>
-        <w:t xml:space="preserve">A. Any AI chatbot with a good privacy policy. B. Only the Helixona Assistant at ai.helixona.com. C. Your personal account on a consumer AI product, if you delete the chat afterwards.</w:t>
-      </w:r>
-    </w:p>
-    <w:p>
-      <w:pPr>
-        <w:spacing w:after="120" w:line="276"/>
-      </w:pPr>
-      <w:r>
-        <w:rPr>
-          <w:b/>
-          <w:bCs/>
-        </w:rPr>
-        <w:t xml:space="preserve">6. </w:t>
-      </w:r>
-      <w:r>
-        <w:t xml:space="preserve">Your phone with the authenticator app is stolen on Saturday. When do you report it?</w:t>
-      </w:r>
-    </w:p>
-    <w:p>
-      <w:pPr>
-        <w:spacing w:after="120" w:line="276"/>
-      </w:pPr>
-      <w:r>
-        <w:rPr>
-          <w:sz w:val="20"/>
-          <w:szCs w:val="20"/>
-        </w:rPr>
-        <w:t xml:space="preserve">A. Monday morning. B. The same day, to the Security Officer. C. Only if you notice unusual activity.</w:t>
-      </w:r>
-    </w:p>
-    <w:p>
-      <w:pPr>
-        <w:spacing w:after="120" w:line="276"/>
-      </w:pPr>
-      <w:r>
-        <w:rPr>
-          <w:b/>
-          <w:bCs/>
-        </w:rPr>
-        <w:t xml:space="preserve">7. </w:t>
+        <w:t xml:space="preserve">10. </w:t>
       </w:r>
       <w:r>
         <w:t xml:space="preserve">How long are conversations kept?</w:t>
@@ -2088,7 +2169,7 @@
           <w:b/>
           <w:bCs/>
         </w:rPr>
-        <w:t xml:space="preserve">8. </w:t>
+        <w:t xml:space="preserve">11. </w:t>
       </w:r>
       <w:r>
         <w:t xml:space="preserve">You notice a conversation in a shared project that contains a patient's full record for no work reason. What do you do?</w:t>
@@ -2115,10 +2196,10 @@
           <w:b/>
           <w:bCs/>
         </w:rPr>
-        <w:t xml:space="preserve">9. </w:t>
-      </w:r>
-      <w:r>
-        <w:t xml:space="preserve">You are on a shared front-desk computer and step away for lunch. What do you do first?</w:t>
+        <w:t xml:space="preserve">12. </w:t>
+      </w:r>
+      <w:r>
+        <w:t xml:space="preserve">What can happen if you look at a patient's information without a work reason?</w:t>
       </w:r>
     </w:p>
     <w:p>
@@ -2130,34 +2211,7 @@
           <w:sz w:val="20"/>
           <w:szCs w:val="20"/>
         </w:rPr>
-        <w:t xml:space="preserve">A. Nothing; the screen locks eventually. B. Sign out of the assistant. C. Close the browser tab only.</w:t>
-      </w:r>
-    </w:p>
-    <w:p>
-      <w:pPr>
-        <w:spacing w:after="120" w:line="276"/>
-      </w:pPr>
-      <w:r>
-        <w:rPr>
-          <w:b/>
-          <w:bCs/>
-        </w:rPr>
-        <w:t xml:space="preserve">10. </w:t>
-      </w:r>
-      <w:r>
-        <w:t xml:space="preserve">Who is responsible for a clinical or billing decision made using the assistant's output?</w:t>
-      </w:r>
-    </w:p>
-    <w:p>
-      <w:pPr>
-        <w:spacing w:after="120" w:line="276"/>
-      </w:pPr>
-      <w:r>
-        <w:rPr>
-          <w:sz w:val="20"/>
-          <w:szCs w:val="20"/>
-        </w:rPr>
-        <w:t xml:space="preserve">A. The assistant. B. Anthropic. C. The licensed staff member who reviews and uses it.</w:t>
+        <w:t xml:space="preserve">A. Nothing, as long as you do not share it. B. Sanctions from retraining up to termination, and possibly legal penalties. C. A reminder email.</w:t>
       </w:r>
     </w:p>
     <w:tbl>
@@ -2330,7 +2384,7 @@
                 <w:sz w:val="18"/>
                 <w:szCs w:val="18"/>
               </w:rPr>
-              <w:t xml:space="preserve">        / 10</w:t>
+              <w:t xml:space="preserve">        / 12</w:t>
             </w:r>
           </w:p>
         </w:tc>
@@ -2531,7 +2585,7 @@
                 <w:sz w:val="18"/>
                 <w:szCs w:val="18"/>
               </w:rPr>
-              <w:t xml:space="preserve">Accounts are personal; every action must be attributable to one person.</w:t>
+              <w:t xml:space="preserve">HIPAA duties apply to the clinic and to each workforce member.</w:t>
             </w:r>
           </w:p>
         </w:tc>
@@ -2694,7 +2748,7 @@
                 <w:sz w:val="18"/>
                 <w:szCs w:val="18"/>
               </w:rPr>
-              <w:t xml:space="preserve">Minimum necessary: include only the information the task needs.</w:t>
+              <w:t xml:space="preserve">Only the approved tool has HIPAA agreements and the clinic's safeguards.</w:t>
             </w:r>
           </w:p>
         </w:tc>
@@ -2750,7 +2804,7 @@
                 <w:sz w:val="18"/>
                 <w:szCs w:val="18"/>
               </w:rPr>
-              <w:t xml:space="preserve">B</w:t>
+              <w:t xml:space="preserve">C</w:t>
             </w:r>
           </w:p>
         </w:tc>
@@ -2777,7 +2831,7 @@
                 <w:sz w:val="18"/>
                 <w:szCs w:val="18"/>
               </w:rPr>
-              <w:t xml:space="preserve">The assistant can be wrong; the person is responsible for the result.</w:t>
+              <w:t xml:space="preserve">Licensed staff own every clinical and billing decision.</w:t>
             </w:r>
           </w:p>
         </w:tc>
@@ -2857,7 +2911,7 @@
                 <w:sz w:val="18"/>
                 <w:szCs w:val="18"/>
               </w:rPr>
-              <w:t xml:space="preserve">Only the approved tool has HIPAA agreements and the clinic's safeguards.</w:t>
+              <w:t xml:space="preserve">Accounts are personal; every action must be attributable to one person.</w:t>
             </w:r>
           </w:p>
         </w:tc>
@@ -3020,7 +3074,7 @@
                 <w:sz w:val="18"/>
                 <w:szCs w:val="18"/>
               </w:rPr>
-              <w:t xml:space="preserve">Retention is 30 days after the last activity; users may delete sooner.</w:t>
+              <w:t xml:space="preserve">Signing out prevents someone else from using your session.</w:t>
             </w:r>
           </w:p>
         </w:tc>
@@ -3103,7 +3157,7 @@
                 <w:sz w:val="18"/>
                 <w:szCs w:val="18"/>
               </w:rPr>
-              <w:t xml:space="preserve">Suspected incidents are reported within an hour and never handled alone.</w:t>
+              <w:t xml:space="preserve">Minimum necessary: include only the information the task needs.</w:t>
             </w:r>
           </w:p>
         </w:tc>
@@ -3183,7 +3237,7 @@
                 <w:sz w:val="18"/>
                 <w:szCs w:val="18"/>
               </w:rPr>
-              <w:t xml:space="preserve">Signing out prevents someone else from using your session.</w:t>
+              <w:t xml:space="preserve">The assistant can be wrong; the person is responsible for the result.</w:t>
             </w:r>
           </w:p>
         </w:tc>
@@ -3239,7 +3293,7 @@
                 <w:sz w:val="18"/>
                 <w:szCs w:val="18"/>
               </w:rPr>
-              <w:t xml:space="preserve">C</w:t>
+              <w:t xml:space="preserve">B</w:t>
             </w:r>
           </w:p>
         </w:tc>
@@ -3266,7 +3320,170 @@
                 <w:sz w:val="18"/>
                 <w:szCs w:val="18"/>
               </w:rPr>
-              <w:t xml:space="preserve">Licensed staff own every clinical and billing decision.</w:t>
+              <w:t xml:space="preserve">Retention is 30 days after the last activity; users may delete sooner.</w:t>
+            </w:r>
+          </w:p>
+        </w:tc>
+      </w:tr>
+      <w:tr>
+        <w:tc>
+          <w:tcPr>
+            <w:tcW w:type="dxa" w:w="1200"/>
+            <w:tcMar>
+              <w:top w:type="dxa" w:w="60"/>
+              <w:left w:type="dxa" w:w="100"/>
+              <w:bottom w:type="dxa" w:w="60"/>
+              <w:right w:type="dxa" w:w="100"/>
+            </w:tcMar>
+            <w:vAlign w:val="top"/>
+          </w:tcPr>
+          <w:p>
+            <w:pPr>
+              <w:spacing w:after="40"/>
+            </w:pPr>
+            <w:r>
+              <w:rPr>
+                <w:b/>
+                <w:bCs/>
+                <w:sz w:val="18"/>
+                <w:szCs w:val="18"/>
+              </w:rPr>
+              <w:t xml:space="preserve">11</w:t>
+            </w:r>
+          </w:p>
+        </w:tc>
+        <w:tc>
+          <w:tcPr>
+            <w:tcW w:type="dxa" w:w="1000"/>
+            <w:tcMar>
+              <w:top w:type="dxa" w:w="60"/>
+              <w:left w:type="dxa" w:w="100"/>
+              <w:bottom w:type="dxa" w:w="60"/>
+              <w:right w:type="dxa" w:w="100"/>
+            </w:tcMar>
+            <w:vAlign w:val="top"/>
+          </w:tcPr>
+          <w:p>
+            <w:pPr>
+              <w:spacing w:after="40"/>
+            </w:pPr>
+            <w:r>
+              <w:rPr>
+                <w:b w:val="false"/>
+                <w:bCs w:val="false"/>
+                <w:sz w:val="18"/>
+                <w:szCs w:val="18"/>
+              </w:rPr>
+              <w:t xml:space="preserve">B</w:t>
+            </w:r>
+          </w:p>
+        </w:tc>
+        <w:tc>
+          <w:tcPr>
+            <w:tcW w:type="dxa" w:w="7160"/>
+            <w:tcMar>
+              <w:top w:type="dxa" w:w="60"/>
+              <w:left w:type="dxa" w:w="100"/>
+              <w:bottom w:type="dxa" w:w="60"/>
+              <w:right w:type="dxa" w:w="100"/>
+            </w:tcMar>
+            <w:vAlign w:val="top"/>
+          </w:tcPr>
+          <w:p>
+            <w:pPr>
+              <w:spacing w:after="40"/>
+            </w:pPr>
+            <w:r>
+              <w:rPr>
+                <w:b w:val="false"/>
+                <w:bCs w:val="false"/>
+                <w:sz w:val="18"/>
+                <w:szCs w:val="18"/>
+              </w:rPr>
+              <w:t xml:space="preserve">Suspected incidents are reported within an hour and never handled alone.</w:t>
+            </w:r>
+          </w:p>
+        </w:tc>
+      </w:tr>
+      <w:tr>
+        <w:tc>
+          <w:tcPr>
+            <w:tcW w:type="dxa" w:w="1200"/>
+            <w:shd w:fill="F7F7F7" w:color="auto" w:val="clear"/>
+            <w:tcMar>
+              <w:top w:type="dxa" w:w="60"/>
+              <w:left w:type="dxa" w:w="100"/>
+              <w:bottom w:type="dxa" w:w="60"/>
+              <w:right w:type="dxa" w:w="100"/>
+            </w:tcMar>
+            <w:vAlign w:val="top"/>
+          </w:tcPr>
+          <w:p>
+            <w:pPr>
+              <w:spacing w:after="40"/>
+            </w:pPr>
+            <w:r>
+              <w:rPr>
+                <w:b/>
+                <w:bCs/>
+                <w:sz w:val="18"/>
+                <w:szCs w:val="18"/>
+              </w:rPr>
+              <w:t xml:space="preserve">12</w:t>
+            </w:r>
+          </w:p>
+        </w:tc>
+        <w:tc>
+          <w:tcPr>
+            <w:tcW w:type="dxa" w:w="1000"/>
+            <w:shd w:fill="F7F7F7" w:color="auto" w:val="clear"/>
+            <w:tcMar>
+              <w:top w:type="dxa" w:w="60"/>
+              <w:left w:type="dxa" w:w="100"/>
+              <w:bottom w:type="dxa" w:w="60"/>
+              <w:right w:type="dxa" w:w="100"/>
+            </w:tcMar>
+            <w:vAlign w:val="top"/>
+          </w:tcPr>
+          <w:p>
+            <w:pPr>
+              <w:spacing w:after="40"/>
+            </w:pPr>
+            <w:r>
+              <w:rPr>
+                <w:b w:val="false"/>
+                <w:bCs w:val="false"/>
+                <w:sz w:val="18"/>
+                <w:szCs w:val="18"/>
+              </w:rPr>
+              <w:t xml:space="preserve">B</w:t>
+            </w:r>
+          </w:p>
+        </w:tc>
+        <w:tc>
+          <w:tcPr>
+            <w:tcW w:type="dxa" w:w="7160"/>
+            <w:shd w:fill="F7F7F7" w:color="auto" w:val="clear"/>
+            <w:tcMar>
+              <w:top w:type="dxa" w:w="60"/>
+              <w:left w:type="dxa" w:w="100"/>
+              <w:bottom w:type="dxa" w:w="60"/>
+              <w:right w:type="dxa" w:w="100"/>
+            </w:tcMar>
+            <w:vAlign w:val="top"/>
+          </w:tcPr>
+          <w:p>
+            <w:pPr>
+              <w:spacing w:after="40"/>
+            </w:pPr>
+            <w:r>
+              <w:rPr>
+                <w:b w:val="false"/>
+                <w:bCs w:val="false"/>
+                <w:sz w:val="18"/>
+                <w:szCs w:val="18"/>
+              </w:rPr>
+              <w:t xml:space="preserve">Access without a work reason is a violation; sanctions range up to termination and legal penalties may apply.</w:t>
             </w:r>
           </w:p>
         </w:tc>
@@ -3283,7 +3500,7 @@
         <w:spacing w:after="160" w:before="360"/>
       </w:pPr>
       <w:r>
-        <w:t xml:space="preserve">Acknowledgment</w:t>
+        <w:t xml:space="preserve">What completing the training means</w:t>
       </w:r>
     </w:p>
     <w:p>
@@ -3291,7 +3508,7 @@
         <w:spacing w:after="120" w:line="276"/>
       </w:pPr>
       <w:r>
-        <w:t xml:space="preserve">I confirm that:</w:t>
+        <w:t xml:space="preserve">Passing the knowledge check, online or on paper, is recorded in the training log with the workforce member's name, email and the date. No signature is required. By completing it, the workforce member confirms that they:</w:t>
       </w:r>
     </w:p>
     <w:p>
@@ -3304,7 +3521,7 @@
         <w:spacing w:after="60" w:line="276"/>
       </w:pPr>
       <w:r>
-        <w:t xml:space="preserve">I completed the training "HIPAA and the Helixona Assistant" and passed the knowledge check.</w:t>
+        <w:t xml:space="preserve">Completed the training "HIPAA and the Helixona Assistant" and passed the knowledge check.</w:t>
       </w:r>
     </w:p>
     <w:p>
@@ -3317,7 +3534,7 @@
         <w:spacing w:after="60" w:line="276"/>
       </w:pPr>
       <w:r>
-        <w:t xml:space="preserve">I received and read the Helixona Assistant Policies and Procedures.</w:t>
+        <w:t xml:space="preserve">Received and read the Helixona Assistant Policies and Procedures.</w:t>
       </w:r>
     </w:p>
     <w:p>
@@ -3330,7 +3547,7 @@
         <w:spacing w:after="60" w:line="276"/>
       </w:pPr>
       <w:r>
-        <w:t xml:space="preserve">I will use only the minimum necessary patient information, review every output before using it, and enter patient information only into the Helixona Assistant.</w:t>
+        <w:t xml:space="preserve">Will use only the minimum necessary patient information, review every output before using it, and enter patient information only into the Helixona Assistant.</w:t>
       </w:r>
     </w:p>
     <w:p>
@@ -3343,7 +3560,7 @@
         <w:spacing w:after="60" w:line="276"/>
       </w:pPr>
       <w:r>
-        <w:t xml:space="preserve">I will keep my password and authenticator private, sign out on shared computers, and report a lost device or any suspected incident within one hour.</w:t>
+        <w:t xml:space="preserve">Will keep their password and authenticator private, sign out on shared computers, and report a lost device or any suspected incident within one hour.</w:t>
       </w:r>
     </w:p>
     <w:p>
@@ -3356,13 +3573,36 @@
         <w:spacing w:after="60" w:line="276"/>
       </w:pPr>
       <w:r>
-        <w:t xml:space="preserve">I understand that violations lead to sanctions up to and including termination.</w:t>
-      </w:r>
-    </w:p>
-    <w:p>
-      <w:pPr>
-        <w:spacing w:after="120"/>
-      </w:pPr>
+        <w:t xml:space="preserve">Understand that violations lead to sanctions up to and including termination.</w:t>
+      </w:r>
+    </w:p>
+    <w:p>
+      <w:r>
+        <w:br w:type="page"/>
+      </w:r>
+    </w:p>
+    <w:p>
+      <w:pPr>
+        <w:pStyle w:val="Heading1"/>
+        <w:spacing w:after="160" w:before="360"/>
+      </w:pPr>
+      <w:r>
+        <w:t xml:space="preserve">Training log</w:t>
+      </w:r>
+    </w:p>
+    <w:p>
+      <w:pPr>
+        <w:spacing w:after="120" w:line="276"/>
+      </w:pPr>
+      <w:r>
+        <w:rPr>
+          <w:i/>
+          <w:iCs/>
+          <w:sz w:val="18"/>
+          <w:szCs w:val="18"/>
+        </w:rPr>
+        <w:t xml:space="preserve">Kept by the Privacy Officer for six years.</w:t>
+      </w:r>
     </w:p>
     <w:tbl>
       <w:tblPr>
@@ -3377,9 +3617,11 @@
         </w:tblBorders>
       </w:tblPr>
       <w:tblGrid>
-        <w:gridCol w:w="3400"/>
-        <w:gridCol w:w="3600"/>
-        <w:gridCol w:w="2360"/>
+        <w:gridCol w:w="2800"/>
+        <w:gridCol w:w="1800"/>
+        <w:gridCol w:w="1800"/>
+        <w:gridCol w:w="2000"/>
+        <w:gridCol w:w="960"/>
       </w:tblGrid>
       <w:tr>
         <w:trPr>
@@ -3387,7 +3629,7 @@
         </w:trPr>
         <w:tc>
           <w:tcPr>
-            <w:tcW w:type="dxa" w:w="3400"/>
+            <w:tcW w:type="dxa" w:w="2800"/>
             <w:shd w:fill="1F2A44" w:color="auto" w:val="clear"/>
             <w:tcMar>
               <w:top w:type="dxa" w:w="60"/>
@@ -3409,13 +3651,13 @@
                 <w:sz w:val="18"/>
                 <w:szCs w:val="18"/>
               </w:rPr>
-              <w:t xml:space="preserve">Name and role</w:t>
-            </w:r>
-          </w:p>
-        </w:tc>
-        <w:tc>
-          <w:tcPr>
-            <w:tcW w:type="dxa" w:w="3600"/>
+              <w:t xml:space="preserve">Name</w:t>
+            </w:r>
+          </w:p>
+        </w:tc>
+        <w:tc>
+          <w:tcPr>
+            <w:tcW w:type="dxa" w:w="1800"/>
             <w:shd w:fill="1F2A44" w:color="auto" w:val="clear"/>
             <w:tcMar>
               <w:top w:type="dxa" w:w="60"/>
@@ -3437,13 +3679,13 @@
                 <w:sz w:val="18"/>
                 <w:szCs w:val="18"/>
               </w:rPr>
-              <w:t xml:space="preserve">Signature</w:t>
-            </w:r>
-          </w:p>
-        </w:tc>
-        <w:tc>
-          <w:tcPr>
-            <w:tcW w:type="dxa" w:w="2360"/>
+              <w:t xml:space="preserve">Role</w:t>
+            </w:r>
+          </w:p>
+        </w:tc>
+        <w:tc>
+          <w:tcPr>
+            <w:tcW w:type="dxa" w:w="1800"/>
             <w:shd w:fill="1F2A44" w:color="auto" w:val="clear"/>
             <w:tcMar>
               <w:top w:type="dxa" w:w="60"/>
@@ -3465,221 +3707,13 @@
                 <w:sz w:val="18"/>
                 <w:szCs w:val="18"/>
               </w:rPr>
-              <w:t xml:space="preserve">Date</w:t>
-            </w:r>
-          </w:p>
-        </w:tc>
-      </w:tr>
-      <w:tr>
-        <w:trPr>
-          <w:trHeight w:val="700" w:hRule="atLeast"/>
-        </w:trPr>
-        <w:tc>
-          <w:tcPr>
-            <w:tcW w:type="dxa" w:w="3400"/>
-            <w:tcMar>
-              <w:top w:type="dxa" w:w="60"/>
-              <w:left w:type="dxa" w:w="100"/>
-              <w:bottom w:type="dxa" w:w="60"/>
-              <w:right w:type="dxa" w:w="100"/>
-            </w:tcMar>
-            <w:vAlign w:val="top"/>
-          </w:tcPr>
-          <w:p>
-            <w:pPr>
-              <w:spacing w:after="40"/>
-            </w:pPr>
-            <w:r>
-              <w:rPr>
-                <w:sz w:val="18"/>
-                <w:szCs w:val="18"/>
-              </w:rPr>
-              <w:t xml:space="preserve">Workforce member: [Name and role]</w:t>
-            </w:r>
-          </w:p>
-        </w:tc>
-        <w:tc>
-          <w:tcPr>
-            <w:tcW w:type="dxa" w:w="3600"/>
-            <w:tcMar>
-              <w:top w:type="dxa" w:w="60"/>
-              <w:left w:type="dxa" w:w="100"/>
-              <w:bottom w:type="dxa" w:w="60"/>
-              <w:right w:type="dxa" w:w="100"/>
-            </w:tcMar>
-            <w:vAlign w:val="top"/>
-          </w:tcPr>
-          <w:p>
-            <w:pPr>
-              <w:spacing w:after="40"/>
-            </w:pPr>
-            <w:r>
-              <w:rPr>
-                <w:sz w:val="18"/>
-                <w:szCs w:val="18"/>
-              </w:rPr>
-              <w:t xml:space="preserve"/>
-            </w:r>
-          </w:p>
-        </w:tc>
-        <w:tc>
-          <w:tcPr>
-            <w:tcW w:type="dxa" w:w="2360"/>
-            <w:tcMar>
-              <w:top w:type="dxa" w:w="60"/>
-              <w:left w:type="dxa" w:w="100"/>
-              <w:bottom w:type="dxa" w:w="60"/>
-              <w:right w:type="dxa" w:w="100"/>
-            </w:tcMar>
-            <w:vAlign w:val="top"/>
-          </w:tcPr>
-          <w:p>
-            <w:pPr>
-              <w:spacing w:after="40"/>
-            </w:pPr>
-            <w:r>
-              <w:rPr>
-                <w:sz w:val="18"/>
-                <w:szCs w:val="18"/>
-              </w:rPr>
-              <w:t xml:space="preserve"/>
-            </w:r>
-          </w:p>
-        </w:tc>
-      </w:tr>
-      <w:tr>
-        <w:trPr>
-          <w:trHeight w:val="700" w:hRule="atLeast"/>
-        </w:trPr>
-        <w:tc>
-          <w:tcPr>
-            <w:tcW w:type="dxa" w:w="3400"/>
-            <w:tcMar>
-              <w:top w:type="dxa" w:w="60"/>
-              <w:left w:type="dxa" w:w="100"/>
-              <w:bottom w:type="dxa" w:w="60"/>
-              <w:right w:type="dxa" w:w="100"/>
-            </w:tcMar>
-            <w:vAlign w:val="top"/>
-          </w:tcPr>
-          <w:p>
-            <w:pPr>
-              <w:spacing w:after="40"/>
-            </w:pPr>
-            <w:r>
-              <w:rPr>
-                <w:sz w:val="18"/>
-                <w:szCs w:val="18"/>
-              </w:rPr>
-              <w:t xml:space="preserve">Trainer / Privacy Officer: [Name]</w:t>
-            </w:r>
-          </w:p>
-        </w:tc>
-        <w:tc>
-          <w:tcPr>
-            <w:tcW w:type="dxa" w:w="3600"/>
-            <w:tcMar>
-              <w:top w:type="dxa" w:w="60"/>
-              <w:left w:type="dxa" w:w="100"/>
-              <w:bottom w:type="dxa" w:w="60"/>
-              <w:right w:type="dxa" w:w="100"/>
-            </w:tcMar>
-            <w:vAlign w:val="top"/>
-          </w:tcPr>
-          <w:p>
-            <w:pPr>
-              <w:spacing w:after="40"/>
-            </w:pPr>
-            <w:r>
-              <w:rPr>
-                <w:sz w:val="18"/>
-                <w:szCs w:val="18"/>
-              </w:rPr>
-              <w:t xml:space="preserve"/>
-            </w:r>
-          </w:p>
-        </w:tc>
-        <w:tc>
-          <w:tcPr>
-            <w:tcW w:type="dxa" w:w="2360"/>
-            <w:tcMar>
-              <w:top w:type="dxa" w:w="60"/>
-              <w:left w:type="dxa" w:w="100"/>
-              <w:bottom w:type="dxa" w:w="60"/>
-              <w:right w:type="dxa" w:w="100"/>
-            </w:tcMar>
-            <w:vAlign w:val="top"/>
-          </w:tcPr>
-          <w:p>
-            <w:pPr>
-              <w:spacing w:after="40"/>
-            </w:pPr>
-            <w:r>
-              <w:rPr>
-                <w:sz w:val="18"/>
-                <w:szCs w:val="18"/>
-              </w:rPr>
-              <w:t xml:space="preserve"/>
-            </w:r>
-          </w:p>
-        </w:tc>
-      </w:tr>
-    </w:tbl>
-    <w:p>
-      <w:r>
-        <w:br w:type="page"/>
-      </w:r>
-    </w:p>
-    <w:p>
-      <w:pPr>
-        <w:pStyle w:val="Heading1"/>
-        <w:spacing w:after="160" w:before="360"/>
-      </w:pPr>
-      <w:r>
-        <w:t xml:space="preserve">Training log</w:t>
-      </w:r>
-    </w:p>
-    <w:p>
-      <w:pPr>
-        <w:spacing w:after="120" w:line="276"/>
-      </w:pPr>
-      <w:r>
-        <w:rPr>
-          <w:i/>
-          <w:iCs/>
-          <w:sz w:val="18"/>
-          <w:szCs w:val="18"/>
-        </w:rPr>
-        <w:t xml:space="preserve">Kept by the Privacy Officer for six years.</w:t>
-      </w:r>
-    </w:p>
-    <w:tbl>
-      <w:tblPr>
-        <w:tblW w:type="dxa" w:w="9360"/>
-        <w:tblBorders>
-          <w:top w:val="single" w:color="auto" w:sz="4"/>
-          <w:left w:val="single" w:color="auto" w:sz="4"/>
-          <w:bottom w:val="single" w:color="auto" w:sz="4"/>
-          <w:right w:val="single" w:color="auto" w:sz="4"/>
-          <w:insideH w:val="single" w:color="auto" w:sz="4"/>
-          <w:insideV w:val="single" w:color="auto" w:sz="4"/>
-        </w:tblBorders>
-      </w:tblPr>
-      <w:tblGrid>
-        <w:gridCol w:w="2400"/>
-        <w:gridCol w:w="1500"/>
-        <w:gridCol w:w="1500"/>
-        <w:gridCol w:w="1700"/>
-        <w:gridCol w:w="900"/>
-        <w:gridCol w:w="1360"/>
-      </w:tblGrid>
-      <w:tr>
-        <w:trPr>
-          <w:tblHeader/>
-        </w:trPr>
-        <w:tc>
-          <w:tcPr>
-            <w:tcW w:type="dxa" w:w="2400"/>
+              <w:t xml:space="preserve">Training date</w:t>
+            </w:r>
+          </w:p>
+        </w:tc>
+        <w:tc>
+          <w:tcPr>
+            <w:tcW w:type="dxa" w:w="2000"/>
             <w:shd w:fill="1F2A44" w:color="auto" w:val="clear"/>
             <w:tcMar>
               <w:top w:type="dxa" w:w="60"/>
@@ -3701,13 +3735,13 @@
                 <w:sz w:val="18"/>
                 <w:szCs w:val="18"/>
               </w:rPr>
-              <w:t xml:space="preserve">Name</w:t>
-            </w:r>
-          </w:p>
-        </w:tc>
-        <w:tc>
-          <w:tcPr>
-            <w:tcW w:type="dxa" w:w="1500"/>
+              <w:t xml:space="preserve">Trainer</w:t>
+            </w:r>
+          </w:p>
+        </w:tc>
+        <w:tc>
+          <w:tcPr>
+            <w:tcW w:type="dxa" w:w="960"/>
             <w:shd w:fill="1F2A44" w:color="auto" w:val="clear"/>
             <w:tcMar>
               <w:top w:type="dxa" w:w="60"/>
@@ -3729,14 +3763,15 @@
                 <w:sz w:val="18"/>
                 <w:szCs w:val="18"/>
               </w:rPr>
-              <w:t xml:space="preserve">Role</w:t>
-            </w:r>
-          </w:p>
-        </w:tc>
-        <w:tc>
-          <w:tcPr>
-            <w:tcW w:type="dxa" w:w="1500"/>
-            <w:shd w:fill="1F2A44" w:color="auto" w:val="clear"/>
+              <w:t xml:space="preserve">Score</w:t>
+            </w:r>
+          </w:p>
+        </w:tc>
+      </w:tr>
+      <w:tr>
+        <w:tc>
+          <w:tcPr>
+            <w:tcW w:type="dxa" w:w="2800"/>
             <w:tcMar>
               <w:top w:type="dxa" w:w="60"/>
               <w:left w:type="dxa" w:w="100"/>
@@ -3753,18 +3788,123 @@
               <w:rPr>
                 <w:b/>
                 <w:bCs/>
-                <w:color w:val="FFFFFF"/>
-                <w:sz w:val="18"/>
-                <w:szCs w:val="18"/>
-              </w:rPr>
-              <w:t xml:space="preserve">Training date</w:t>
-            </w:r>
-          </w:p>
-        </w:tc>
-        <w:tc>
-          <w:tcPr>
-            <w:tcW w:type="dxa" w:w="1700"/>
-            <w:shd w:fill="1F2A44" w:color="auto" w:val="clear"/>
+                <w:sz w:val="18"/>
+                <w:szCs w:val="18"/>
+              </w:rPr>
+              <w:t xml:space="preserve"/>
+            </w:r>
+          </w:p>
+        </w:tc>
+        <w:tc>
+          <w:tcPr>
+            <w:tcW w:type="dxa" w:w="1800"/>
+            <w:tcMar>
+              <w:top w:type="dxa" w:w="60"/>
+              <w:left w:type="dxa" w:w="100"/>
+              <w:bottom w:type="dxa" w:w="60"/>
+              <w:right w:type="dxa" w:w="100"/>
+            </w:tcMar>
+            <w:vAlign w:val="top"/>
+          </w:tcPr>
+          <w:p>
+            <w:pPr>
+              <w:spacing w:after="40"/>
+            </w:pPr>
+            <w:r>
+              <w:rPr>
+                <w:b w:val="false"/>
+                <w:bCs w:val="false"/>
+                <w:sz w:val="18"/>
+                <w:szCs w:val="18"/>
+              </w:rPr>
+              <w:t xml:space="preserve"/>
+            </w:r>
+          </w:p>
+        </w:tc>
+        <w:tc>
+          <w:tcPr>
+            <w:tcW w:type="dxa" w:w="1800"/>
+            <w:tcMar>
+              <w:top w:type="dxa" w:w="60"/>
+              <w:left w:type="dxa" w:w="100"/>
+              <w:bottom w:type="dxa" w:w="60"/>
+              <w:right w:type="dxa" w:w="100"/>
+            </w:tcMar>
+            <w:vAlign w:val="top"/>
+          </w:tcPr>
+          <w:p>
+            <w:pPr>
+              <w:spacing w:after="40"/>
+            </w:pPr>
+            <w:r>
+              <w:rPr>
+                <w:b w:val="false"/>
+                <w:bCs w:val="false"/>
+                <w:sz w:val="18"/>
+                <w:szCs w:val="18"/>
+              </w:rPr>
+              <w:t xml:space="preserve"/>
+            </w:r>
+          </w:p>
+        </w:tc>
+        <w:tc>
+          <w:tcPr>
+            <w:tcW w:type="dxa" w:w="2000"/>
+            <w:tcMar>
+              <w:top w:type="dxa" w:w="60"/>
+              <w:left w:type="dxa" w:w="100"/>
+              <w:bottom w:type="dxa" w:w="60"/>
+              <w:right w:type="dxa" w:w="100"/>
+            </w:tcMar>
+            <w:vAlign w:val="top"/>
+          </w:tcPr>
+          <w:p>
+            <w:pPr>
+              <w:spacing w:after="40"/>
+            </w:pPr>
+            <w:r>
+              <w:rPr>
+                <w:b w:val="false"/>
+                <w:bCs w:val="false"/>
+                <w:sz w:val="18"/>
+                <w:szCs w:val="18"/>
+              </w:rPr>
+              <w:t xml:space="preserve"/>
+            </w:r>
+          </w:p>
+        </w:tc>
+        <w:tc>
+          <w:tcPr>
+            <w:tcW w:type="dxa" w:w="960"/>
+            <w:tcMar>
+              <w:top w:type="dxa" w:w="60"/>
+              <w:left w:type="dxa" w:w="100"/>
+              <w:bottom w:type="dxa" w:w="60"/>
+              <w:right w:type="dxa" w:w="100"/>
+            </w:tcMar>
+            <w:vAlign w:val="top"/>
+          </w:tcPr>
+          <w:p>
+            <w:pPr>
+              <w:spacing w:after="40"/>
+            </w:pPr>
+            <w:r>
+              <w:rPr>
+                <w:b w:val="false"/>
+                <w:bCs w:val="false"/>
+                <w:sz w:val="18"/>
+                <w:szCs w:val="18"/>
+              </w:rPr>
+              <w:t xml:space="preserve"/>
+            </w:r>
+          </w:p>
+        </w:tc>
+      </w:tr>
+      <w:tr>
+        <w:tc>
+          <w:tcPr>
+            <w:tcW w:type="dxa" w:w="2800"/>
+            <w:shd w:fill="F7F7F7" w:color="auto" w:val="clear"/>
             <w:tcMar>
               <w:top w:type="dxa" w:w="60"/>
               <w:left w:type="dxa" w:w="100"/>
@@ -3781,18 +3921,126 @@
               <w:rPr>
                 <w:b/>
                 <w:bCs/>
-                <w:color w:val="FFFFFF"/>
-                <w:sz w:val="18"/>
-                <w:szCs w:val="18"/>
-              </w:rPr>
-              <w:t xml:space="preserve">Trainer</w:t>
-            </w:r>
-          </w:p>
-        </w:tc>
-        <w:tc>
-          <w:tcPr>
-            <w:tcW w:type="dxa" w:w="900"/>
-            <w:shd w:fill="1F2A44" w:color="auto" w:val="clear"/>
+                <w:sz w:val="18"/>
+                <w:szCs w:val="18"/>
+              </w:rPr>
+              <w:t xml:space="preserve"/>
+            </w:r>
+          </w:p>
+        </w:tc>
+        <w:tc>
+          <w:tcPr>
+            <w:tcW w:type="dxa" w:w="1800"/>
+            <w:shd w:fill="F7F7F7" w:color="auto" w:val="clear"/>
+            <w:tcMar>
+              <w:top w:type="dxa" w:w="60"/>
+              <w:left w:type="dxa" w:w="100"/>
+              <w:bottom w:type="dxa" w:w="60"/>
+              <w:right w:type="dxa" w:w="100"/>
+            </w:tcMar>
+            <w:vAlign w:val="top"/>
+          </w:tcPr>
+          <w:p>
+            <w:pPr>
+              <w:spacing w:after="40"/>
+            </w:pPr>
+            <w:r>
+              <w:rPr>
+                <w:b w:val="false"/>
+                <w:bCs w:val="false"/>
+                <w:sz w:val="18"/>
+                <w:szCs w:val="18"/>
+              </w:rPr>
+              <w:t xml:space="preserve"/>
+            </w:r>
+          </w:p>
+        </w:tc>
+        <w:tc>
+          <w:tcPr>
+            <w:tcW w:type="dxa" w:w="1800"/>
+            <w:shd w:fill="F7F7F7" w:color="auto" w:val="clear"/>
+            <w:tcMar>
+              <w:top w:type="dxa" w:w="60"/>
+              <w:left w:type="dxa" w:w="100"/>
+              <w:bottom w:type="dxa" w:w="60"/>
+              <w:right w:type="dxa" w:w="100"/>
+            </w:tcMar>
+            <w:vAlign w:val="top"/>
+          </w:tcPr>
+          <w:p>
+            <w:pPr>
+              <w:spacing w:after="40"/>
+            </w:pPr>
+            <w:r>
+              <w:rPr>
+                <w:b w:val="false"/>
+                <w:bCs w:val="false"/>
+                <w:sz w:val="18"/>
+                <w:szCs w:val="18"/>
+              </w:rPr>
+              <w:t xml:space="preserve"/>
+            </w:r>
+          </w:p>
+        </w:tc>
+        <w:tc>
+          <w:tcPr>
+            <w:tcW w:type="dxa" w:w="2000"/>
+            <w:shd w:fill="F7F7F7" w:color="auto" w:val="clear"/>
+            <w:tcMar>
+              <w:top w:type="dxa" w:w="60"/>
+              <w:left w:type="dxa" w:w="100"/>
+              <w:bottom w:type="dxa" w:w="60"/>
+              <w:right w:type="dxa" w:w="100"/>
+            </w:tcMar>
+            <w:vAlign w:val="top"/>
+          </w:tcPr>
+          <w:p>
+            <w:pPr>
+              <w:spacing w:after="40"/>
+            </w:pPr>
+            <w:r>
+              <w:rPr>
+                <w:b w:val="false"/>
+                <w:bCs w:val="false"/>
+                <w:sz w:val="18"/>
+                <w:szCs w:val="18"/>
+              </w:rPr>
+              <w:t xml:space="preserve"/>
+            </w:r>
+          </w:p>
+        </w:tc>
+        <w:tc>
+          <w:tcPr>
+            <w:tcW w:type="dxa" w:w="960"/>
+            <w:shd w:fill="F7F7F7" w:color="auto" w:val="clear"/>
+            <w:tcMar>
+              <w:top w:type="dxa" w:w="60"/>
+              <w:left w:type="dxa" w:w="100"/>
+              <w:bottom w:type="dxa" w:w="60"/>
+              <w:right w:type="dxa" w:w="100"/>
+            </w:tcMar>
+            <w:vAlign w:val="top"/>
+          </w:tcPr>
+          <w:p>
+            <w:pPr>
+              <w:spacing w:after="40"/>
+            </w:pPr>
+            <w:r>
+              <w:rPr>
+                <w:b w:val="false"/>
+                <w:bCs w:val="false"/>
+                <w:sz w:val="18"/>
+                <w:szCs w:val="18"/>
+              </w:rPr>
+              <w:t xml:space="preserve"/>
+            </w:r>
+          </w:p>
+        </w:tc>
+      </w:tr>
+      <w:tr>
+        <w:tc>
+          <w:tcPr>
+            <w:tcW w:type="dxa" w:w="2800"/>
             <w:tcMar>
               <w:top w:type="dxa" w:w="60"/>
               <w:left w:type="dxa" w:w="100"/>
@@ -3809,18 +4057,123 @@
               <w:rPr>
                 <w:b/>
                 <w:bCs/>
-                <w:color w:val="FFFFFF"/>
-                <w:sz w:val="18"/>
-                <w:szCs w:val="18"/>
-              </w:rPr>
-              <w:t xml:space="preserve">Score</w:t>
-            </w:r>
-          </w:p>
-        </w:tc>
-        <w:tc>
-          <w:tcPr>
-            <w:tcW w:type="dxa" w:w="1360"/>
-            <w:shd w:fill="1F2A44" w:color="auto" w:val="clear"/>
+                <w:sz w:val="18"/>
+                <w:szCs w:val="18"/>
+              </w:rPr>
+              <w:t xml:space="preserve"/>
+            </w:r>
+          </w:p>
+        </w:tc>
+        <w:tc>
+          <w:tcPr>
+            <w:tcW w:type="dxa" w:w="1800"/>
+            <w:tcMar>
+              <w:top w:type="dxa" w:w="60"/>
+              <w:left w:type="dxa" w:w="100"/>
+              <w:bottom w:type="dxa" w:w="60"/>
+              <w:right w:type="dxa" w:w="100"/>
+            </w:tcMar>
+            <w:vAlign w:val="top"/>
+          </w:tcPr>
+          <w:p>
+            <w:pPr>
+              <w:spacing w:after="40"/>
+            </w:pPr>
+            <w:r>
+              <w:rPr>
+                <w:b w:val="false"/>
+                <w:bCs w:val="false"/>
+                <w:sz w:val="18"/>
+                <w:szCs w:val="18"/>
+              </w:rPr>
+              <w:t xml:space="preserve"/>
+            </w:r>
+          </w:p>
+        </w:tc>
+        <w:tc>
+          <w:tcPr>
+            <w:tcW w:type="dxa" w:w="1800"/>
+            <w:tcMar>
+              <w:top w:type="dxa" w:w="60"/>
+              <w:left w:type="dxa" w:w="100"/>
+              <w:bottom w:type="dxa" w:w="60"/>
+              <w:right w:type="dxa" w:w="100"/>
+            </w:tcMar>
+            <w:vAlign w:val="top"/>
+          </w:tcPr>
+          <w:p>
+            <w:pPr>
+              <w:spacing w:after="40"/>
+            </w:pPr>
+            <w:r>
+              <w:rPr>
+                <w:b w:val="false"/>
+                <w:bCs w:val="false"/>
+                <w:sz w:val="18"/>
+                <w:szCs w:val="18"/>
+              </w:rPr>
+              <w:t xml:space="preserve"/>
+            </w:r>
+          </w:p>
+        </w:tc>
+        <w:tc>
+          <w:tcPr>
+            <w:tcW w:type="dxa" w:w="2000"/>
+            <w:tcMar>
+              <w:top w:type="dxa" w:w="60"/>
+              <w:left w:type="dxa" w:w="100"/>
+              <w:bottom w:type="dxa" w:w="60"/>
+              <w:right w:type="dxa" w:w="100"/>
+            </w:tcMar>
+            <w:vAlign w:val="top"/>
+          </w:tcPr>
+          <w:p>
+            <w:pPr>
+              <w:spacing w:after="40"/>
+            </w:pPr>
+            <w:r>
+              <w:rPr>
+                <w:b w:val="false"/>
+                <w:bCs w:val="false"/>
+                <w:sz w:val="18"/>
+                <w:szCs w:val="18"/>
+              </w:rPr>
+              <w:t xml:space="preserve"/>
+            </w:r>
+          </w:p>
+        </w:tc>
+        <w:tc>
+          <w:tcPr>
+            <w:tcW w:type="dxa" w:w="960"/>
+            <w:tcMar>
+              <w:top w:type="dxa" w:w="60"/>
+              <w:left w:type="dxa" w:w="100"/>
+              <w:bottom w:type="dxa" w:w="60"/>
+              <w:right w:type="dxa" w:w="100"/>
+            </w:tcMar>
+            <w:vAlign w:val="top"/>
+          </w:tcPr>
+          <w:p>
+            <w:pPr>
+              <w:spacing w:after="40"/>
+            </w:pPr>
+            <w:r>
+              <w:rPr>
+                <w:b w:val="false"/>
+                <w:bCs w:val="false"/>
+                <w:sz w:val="18"/>
+                <w:szCs w:val="18"/>
+              </w:rPr>
+              <w:t xml:space="preserve"/>
+            </w:r>
+          </w:p>
+        </w:tc>
+      </w:tr>
+      <w:tr>
+        <w:tc>
+          <w:tcPr>
+            <w:tcW w:type="dxa" w:w="2800"/>
+            <w:shd w:fill="F7F7F7" w:color="auto" w:val="clear"/>
             <w:tcMar>
               <w:top w:type="dxa" w:w="60"/>
               <w:left w:type="dxa" w:w="100"/>
@@ -3837,11 +4190,118 @@
               <w:rPr>
                 <w:b/>
                 <w:bCs/>
-                <w:color w:val="FFFFFF"/>
-                <w:sz w:val="18"/>
-                <w:szCs w:val="18"/>
-              </w:rPr>
-              <w:t xml:space="preserve">Acknowledgment on file</w:t>
+                <w:sz w:val="18"/>
+                <w:szCs w:val="18"/>
+              </w:rPr>
+              <w:t xml:space="preserve"/>
+            </w:r>
+          </w:p>
+        </w:tc>
+        <w:tc>
+          <w:tcPr>
+            <w:tcW w:type="dxa" w:w="1800"/>
+            <w:shd w:fill="F7F7F7" w:color="auto" w:val="clear"/>
+            <w:tcMar>
+              <w:top w:type="dxa" w:w="60"/>
+              <w:left w:type="dxa" w:w="100"/>
+              <w:bottom w:type="dxa" w:w="60"/>
+              <w:right w:type="dxa" w:w="100"/>
+            </w:tcMar>
+            <w:vAlign w:val="top"/>
+          </w:tcPr>
+          <w:p>
+            <w:pPr>
+              <w:spacing w:after="40"/>
+            </w:pPr>
+            <w:r>
+              <w:rPr>
+                <w:b w:val="false"/>
+                <w:bCs w:val="false"/>
+                <w:sz w:val="18"/>
+                <w:szCs w:val="18"/>
+              </w:rPr>
+              <w:t xml:space="preserve"/>
+            </w:r>
+          </w:p>
+        </w:tc>
+        <w:tc>
+          <w:tcPr>
+            <w:tcW w:type="dxa" w:w="1800"/>
+            <w:shd w:fill="F7F7F7" w:color="auto" w:val="clear"/>
+            <w:tcMar>
+              <w:top w:type="dxa" w:w="60"/>
+              <w:left w:type="dxa" w:w="100"/>
+              <w:bottom w:type="dxa" w:w="60"/>
+              <w:right w:type="dxa" w:w="100"/>
+            </w:tcMar>
+            <w:vAlign w:val="top"/>
+          </w:tcPr>
+          <w:p>
+            <w:pPr>
+              <w:spacing w:after="40"/>
+            </w:pPr>
+            <w:r>
+              <w:rPr>
+                <w:b w:val="false"/>
+                <w:bCs w:val="false"/>
+                <w:sz w:val="18"/>
+                <w:szCs w:val="18"/>
+              </w:rPr>
+              <w:t xml:space="preserve"/>
+            </w:r>
+          </w:p>
+        </w:tc>
+        <w:tc>
+          <w:tcPr>
+            <w:tcW w:type="dxa" w:w="2000"/>
+            <w:shd w:fill="F7F7F7" w:color="auto" w:val="clear"/>
+            <w:tcMar>
+              <w:top w:type="dxa" w:w="60"/>
+              <w:left w:type="dxa" w:w="100"/>
+              <w:bottom w:type="dxa" w:w="60"/>
+              <w:right w:type="dxa" w:w="100"/>
+            </w:tcMar>
+            <w:vAlign w:val="top"/>
+          </w:tcPr>
+          <w:p>
+            <w:pPr>
+              <w:spacing w:after="40"/>
+            </w:pPr>
+            <w:r>
+              <w:rPr>
+                <w:b w:val="false"/>
+                <w:bCs w:val="false"/>
+                <w:sz w:val="18"/>
+                <w:szCs w:val="18"/>
+              </w:rPr>
+              <w:t xml:space="preserve"/>
+            </w:r>
+          </w:p>
+        </w:tc>
+        <w:tc>
+          <w:tcPr>
+            <w:tcW w:type="dxa" w:w="960"/>
+            <w:shd w:fill="F7F7F7" w:color="auto" w:val="clear"/>
+            <w:tcMar>
+              <w:top w:type="dxa" w:w="60"/>
+              <w:left w:type="dxa" w:w="100"/>
+              <w:bottom w:type="dxa" w:w="60"/>
+              <w:right w:type="dxa" w:w="100"/>
+            </w:tcMar>
+            <w:vAlign w:val="top"/>
+          </w:tcPr>
+          <w:p>
+            <w:pPr>
+              <w:spacing w:after="40"/>
+            </w:pPr>
+            <w:r>
+              <w:rPr>
+                <w:b w:val="false"/>
+                <w:bCs w:val="false"/>
+                <w:sz w:val="18"/>
+                <w:szCs w:val="18"/>
+              </w:rPr>
+              <w:t xml:space="preserve"/>
             </w:r>
           </w:p>
         </w:tc>
@@ -3849,7 +4309,7 @@
       <w:tr>
         <w:tc>
           <w:tcPr>
-            <w:tcW w:type="dxa" w:w="2400"/>
+            <w:tcW w:type="dxa" w:w="2800"/>
             <w:tcMar>
               <w:top w:type="dxa" w:w="60"/>
               <w:left w:type="dxa" w:w="100"/>
@@ -3875,111 +4335,85 @@
         </w:tc>
         <w:tc>
           <w:tcPr>
-            <w:tcW w:type="dxa" w:w="1500"/>
-            <w:tcMar>
-              <w:top w:type="dxa" w:w="60"/>
-              <w:left w:type="dxa" w:w="100"/>
-              <w:bottom w:type="dxa" w:w="60"/>
-              <w:right w:type="dxa" w:w="100"/>
-            </w:tcMar>
-            <w:vAlign w:val="top"/>
-          </w:tcPr>
-          <w:p>
-            <w:pPr>
-              <w:spacing w:after="40"/>
-            </w:pPr>
-            <w:r>
-              <w:rPr>
-                <w:b w:val="false"/>
-                <w:bCs w:val="false"/>
-                <w:sz w:val="18"/>
-                <w:szCs w:val="18"/>
-              </w:rPr>
-              <w:t xml:space="preserve"/>
-            </w:r>
-          </w:p>
-        </w:tc>
-        <w:tc>
-          <w:tcPr>
-            <w:tcW w:type="dxa" w:w="1500"/>
-            <w:tcMar>
-              <w:top w:type="dxa" w:w="60"/>
-              <w:left w:type="dxa" w:w="100"/>
-              <w:bottom w:type="dxa" w:w="60"/>
-              <w:right w:type="dxa" w:w="100"/>
-            </w:tcMar>
-            <w:vAlign w:val="top"/>
-          </w:tcPr>
-          <w:p>
-            <w:pPr>
-              <w:spacing w:after="40"/>
-            </w:pPr>
-            <w:r>
-              <w:rPr>
-                <w:b w:val="false"/>
-                <w:bCs w:val="false"/>
-                <w:sz w:val="18"/>
-                <w:szCs w:val="18"/>
-              </w:rPr>
-              <w:t xml:space="preserve"/>
-            </w:r>
-          </w:p>
-        </w:tc>
-        <w:tc>
-          <w:tcPr>
-            <w:tcW w:type="dxa" w:w="1700"/>
-            <w:tcMar>
-              <w:top w:type="dxa" w:w="60"/>
-              <w:left w:type="dxa" w:w="100"/>
-              <w:bottom w:type="dxa" w:w="60"/>
-              <w:right w:type="dxa" w:w="100"/>
-            </w:tcMar>
-            <w:vAlign w:val="top"/>
-          </w:tcPr>
-          <w:p>
-            <w:pPr>
-              <w:spacing w:after="40"/>
-            </w:pPr>
-            <w:r>
-              <w:rPr>
-                <w:b w:val="false"/>
-                <w:bCs w:val="false"/>
-                <w:sz w:val="18"/>
-                <w:szCs w:val="18"/>
-              </w:rPr>
-              <w:t xml:space="preserve"/>
-            </w:r>
-          </w:p>
-        </w:tc>
-        <w:tc>
-          <w:tcPr>
-            <w:tcW w:type="dxa" w:w="900"/>
-            <w:tcMar>
-              <w:top w:type="dxa" w:w="60"/>
-              <w:left w:type="dxa" w:w="100"/>
-              <w:bottom w:type="dxa" w:w="60"/>
-              <w:right w:type="dxa" w:w="100"/>
-            </w:tcMar>
-            <w:vAlign w:val="top"/>
-          </w:tcPr>
-          <w:p>
-            <w:pPr>
-              <w:spacing w:after="40"/>
-            </w:pPr>
-            <w:r>
-              <w:rPr>
-                <w:b w:val="false"/>
-                <w:bCs w:val="false"/>
-                <w:sz w:val="18"/>
-                <w:szCs w:val="18"/>
-              </w:rPr>
-              <w:t xml:space="preserve"/>
-            </w:r>
-          </w:p>
-        </w:tc>
-        <w:tc>
-          <w:tcPr>
-            <w:tcW w:type="dxa" w:w="1360"/>
+            <w:tcW w:type="dxa" w:w="1800"/>
+            <w:tcMar>
+              <w:top w:type="dxa" w:w="60"/>
+              <w:left w:type="dxa" w:w="100"/>
+              <w:bottom w:type="dxa" w:w="60"/>
+              <w:right w:type="dxa" w:w="100"/>
+            </w:tcMar>
+            <w:vAlign w:val="top"/>
+          </w:tcPr>
+          <w:p>
+            <w:pPr>
+              <w:spacing w:after="40"/>
+            </w:pPr>
+            <w:r>
+              <w:rPr>
+                <w:b w:val="false"/>
+                <w:bCs w:val="false"/>
+                <w:sz w:val="18"/>
+                <w:szCs w:val="18"/>
+              </w:rPr>
+              <w:t xml:space="preserve"/>
+            </w:r>
+          </w:p>
+        </w:tc>
+        <w:tc>
+          <w:tcPr>
+            <w:tcW w:type="dxa" w:w="1800"/>
+            <w:tcMar>
+              <w:top w:type="dxa" w:w="60"/>
+              <w:left w:type="dxa" w:w="100"/>
+              <w:bottom w:type="dxa" w:w="60"/>
+              <w:right w:type="dxa" w:w="100"/>
+            </w:tcMar>
+            <w:vAlign w:val="top"/>
+          </w:tcPr>
+          <w:p>
+            <w:pPr>
+              <w:spacing w:after="40"/>
+            </w:pPr>
+            <w:r>
+              <w:rPr>
+                <w:b w:val="false"/>
+                <w:bCs w:val="false"/>
+                <w:sz w:val="18"/>
+                <w:szCs w:val="18"/>
+              </w:rPr>
+              <w:t xml:space="preserve"/>
+            </w:r>
+          </w:p>
+        </w:tc>
+        <w:tc>
+          <w:tcPr>
+            <w:tcW w:type="dxa" w:w="2000"/>
+            <w:tcMar>
+              <w:top w:type="dxa" w:w="60"/>
+              <w:left w:type="dxa" w:w="100"/>
+              <w:bottom w:type="dxa" w:w="60"/>
+              <w:right w:type="dxa" w:w="100"/>
+            </w:tcMar>
+            <w:vAlign w:val="top"/>
+          </w:tcPr>
+          <w:p>
+            <w:pPr>
+              <w:spacing w:after="40"/>
+            </w:pPr>
+            <w:r>
+              <w:rPr>
+                <w:b w:val="false"/>
+                <w:bCs w:val="false"/>
+                <w:sz w:val="18"/>
+                <w:szCs w:val="18"/>
+              </w:rPr>
+              <w:t xml:space="preserve"/>
+            </w:r>
+          </w:p>
+        </w:tc>
+        <w:tc>
+          <w:tcPr>
+            <w:tcW w:type="dxa" w:w="960"/>
             <w:tcMar>
               <w:top w:type="dxa" w:w="60"/>
               <w:left w:type="dxa" w:w="100"/>
@@ -4007,7 +4441,7 @@
       <w:tr>
         <w:tc>
           <w:tcPr>
-            <w:tcW w:type="dxa" w:w="2400"/>
+            <w:tcW w:type="dxa" w:w="2800"/>
             <w:shd w:fill="F7F7F7" w:color="auto" w:val="clear"/>
             <w:tcMar>
               <w:top w:type="dxa" w:w="60"/>
@@ -4034,7 +4468,7 @@
         </w:tc>
         <w:tc>
           <w:tcPr>
-            <w:tcW w:type="dxa" w:w="1500"/>
+            <w:tcW w:type="dxa" w:w="1800"/>
             <w:shd w:fill="F7F7F7" w:color="auto" w:val="clear"/>
             <w:tcMar>
               <w:top w:type="dxa" w:w="60"/>
@@ -4061,7 +4495,7 @@
         </w:tc>
         <w:tc>
           <w:tcPr>
-            <w:tcW w:type="dxa" w:w="1500"/>
+            <w:tcW w:type="dxa" w:w="1800"/>
             <w:shd w:fill="F7F7F7" w:color="auto" w:val="clear"/>
             <w:tcMar>
               <w:top w:type="dxa" w:w="60"/>
@@ -4088,7 +4522,7 @@
         </w:tc>
         <w:tc>
           <w:tcPr>
-            <w:tcW w:type="dxa" w:w="1700"/>
+            <w:tcW w:type="dxa" w:w="2000"/>
             <w:shd w:fill="F7F7F7" w:color="auto" w:val="clear"/>
             <w:tcMar>
               <w:top w:type="dxa" w:w="60"/>
@@ -4115,34 +4549,7 @@
         </w:tc>
         <w:tc>
           <w:tcPr>
-            <w:tcW w:type="dxa" w:w="900"/>
-            <w:shd w:fill="F7F7F7" w:color="auto" w:val="clear"/>
-            <w:tcMar>
-              <w:top w:type="dxa" w:w="60"/>
-              <w:left w:type="dxa" w:w="100"/>
-              <w:bottom w:type="dxa" w:w="60"/>
-              <w:right w:type="dxa" w:w="100"/>
-            </w:tcMar>
-            <w:vAlign w:val="top"/>
-          </w:tcPr>
-          <w:p>
-            <w:pPr>
-              <w:spacing w:after="40"/>
-            </w:pPr>
-            <w:r>
-              <w:rPr>
-                <w:b w:val="false"/>
-                <w:bCs w:val="false"/>
-                <w:sz w:val="18"/>
-                <w:szCs w:val="18"/>
-              </w:rPr>
-              <w:t xml:space="preserve"/>
-            </w:r>
-          </w:p>
-        </w:tc>
-        <w:tc>
-          <w:tcPr>
-            <w:tcW w:type="dxa" w:w="1360"/>
+            <w:tcW w:type="dxa" w:w="960"/>
             <w:shd w:fill="F7F7F7" w:color="auto" w:val="clear"/>
             <w:tcMar>
               <w:top w:type="dxa" w:w="60"/>
@@ -4171,7 +4578,7 @@
       <w:tr>
         <w:tc>
           <w:tcPr>
-            <w:tcW w:type="dxa" w:w="2400"/>
+            <w:tcW w:type="dxa" w:w="2800"/>
             <w:tcMar>
               <w:top w:type="dxa" w:w="60"/>
               <w:left w:type="dxa" w:w="100"/>
@@ -4197,111 +4604,85 @@
         </w:tc>
         <w:tc>
           <w:tcPr>
-            <w:tcW w:type="dxa" w:w="1500"/>
-            <w:tcMar>
-              <w:top w:type="dxa" w:w="60"/>
-              <w:left w:type="dxa" w:w="100"/>
-              <w:bottom w:type="dxa" w:w="60"/>
-              <w:right w:type="dxa" w:w="100"/>
-            </w:tcMar>
-            <w:vAlign w:val="top"/>
-          </w:tcPr>
-          <w:p>
-            <w:pPr>
-              <w:spacing w:after="40"/>
-            </w:pPr>
-            <w:r>
-              <w:rPr>
-                <w:b w:val="false"/>
-                <w:bCs w:val="false"/>
-                <w:sz w:val="18"/>
-                <w:szCs w:val="18"/>
-              </w:rPr>
-              <w:t xml:space="preserve"/>
-            </w:r>
-          </w:p>
-        </w:tc>
-        <w:tc>
-          <w:tcPr>
-            <w:tcW w:type="dxa" w:w="1500"/>
-            <w:tcMar>
-              <w:top w:type="dxa" w:w="60"/>
-              <w:left w:type="dxa" w:w="100"/>
-              <w:bottom w:type="dxa" w:w="60"/>
-              <w:right w:type="dxa" w:w="100"/>
-            </w:tcMar>
-            <w:vAlign w:val="top"/>
-          </w:tcPr>
-          <w:p>
-            <w:pPr>
-              <w:spacing w:after="40"/>
-            </w:pPr>
-            <w:r>
-              <w:rPr>
-                <w:b w:val="false"/>
-                <w:bCs w:val="false"/>
-                <w:sz w:val="18"/>
-                <w:szCs w:val="18"/>
-              </w:rPr>
-              <w:t xml:space="preserve"/>
-            </w:r>
-          </w:p>
-        </w:tc>
-        <w:tc>
-          <w:tcPr>
-            <w:tcW w:type="dxa" w:w="1700"/>
-            <w:tcMar>
-              <w:top w:type="dxa" w:w="60"/>
-              <w:left w:type="dxa" w:w="100"/>
-              <w:bottom w:type="dxa" w:w="60"/>
-              <w:right w:type="dxa" w:w="100"/>
-            </w:tcMar>
-            <w:vAlign w:val="top"/>
-          </w:tcPr>
-          <w:p>
-            <w:pPr>
-              <w:spacing w:after="40"/>
-            </w:pPr>
-            <w:r>
-              <w:rPr>
-                <w:b w:val="false"/>
-                <w:bCs w:val="false"/>
-                <w:sz w:val="18"/>
-                <w:szCs w:val="18"/>
-              </w:rPr>
-              <w:t xml:space="preserve"/>
-            </w:r>
-          </w:p>
-        </w:tc>
-        <w:tc>
-          <w:tcPr>
-            <w:tcW w:type="dxa" w:w="900"/>
-            <w:tcMar>
-              <w:top w:type="dxa" w:w="60"/>
-              <w:left w:type="dxa" w:w="100"/>
-              <w:bottom w:type="dxa" w:w="60"/>
-              <w:right w:type="dxa" w:w="100"/>
-            </w:tcMar>
-            <w:vAlign w:val="top"/>
-          </w:tcPr>
-          <w:p>
-            <w:pPr>
-              <w:spacing w:after="40"/>
-            </w:pPr>
-            <w:r>
-              <w:rPr>
-                <w:b w:val="false"/>
-                <w:bCs w:val="false"/>
-                <w:sz w:val="18"/>
-                <w:szCs w:val="18"/>
-              </w:rPr>
-              <w:t xml:space="preserve"/>
-            </w:r>
-          </w:p>
-        </w:tc>
-        <w:tc>
-          <w:tcPr>
-            <w:tcW w:type="dxa" w:w="1360"/>
+            <w:tcW w:type="dxa" w:w="1800"/>
+            <w:tcMar>
+              <w:top w:type="dxa" w:w="60"/>
+              <w:left w:type="dxa" w:w="100"/>
+              <w:bottom w:type="dxa" w:w="60"/>
+              <w:right w:type="dxa" w:w="100"/>
+            </w:tcMar>
+            <w:vAlign w:val="top"/>
+          </w:tcPr>
+          <w:p>
+            <w:pPr>
+              <w:spacing w:after="40"/>
+            </w:pPr>
+            <w:r>
+              <w:rPr>
+                <w:b w:val="false"/>
+                <w:bCs w:val="false"/>
+                <w:sz w:val="18"/>
+                <w:szCs w:val="18"/>
+              </w:rPr>
+              <w:t xml:space="preserve"/>
+            </w:r>
+          </w:p>
+        </w:tc>
+        <w:tc>
+          <w:tcPr>
+            <w:tcW w:type="dxa" w:w="1800"/>
+            <w:tcMar>
+              <w:top w:type="dxa" w:w="60"/>
+              <w:left w:type="dxa" w:w="100"/>
+              <w:bottom w:type="dxa" w:w="60"/>
+              <w:right w:type="dxa" w:w="100"/>
+            </w:tcMar>
+            <w:vAlign w:val="top"/>
+          </w:tcPr>
+          <w:p>
+            <w:pPr>
+              <w:spacing w:after="40"/>
+            </w:pPr>
+            <w:r>
+              <w:rPr>
+                <w:b w:val="false"/>
+                <w:bCs w:val="false"/>
+                <w:sz w:val="18"/>
+                <w:szCs w:val="18"/>
+              </w:rPr>
+              <w:t xml:space="preserve"/>
+            </w:r>
+          </w:p>
+        </w:tc>
+        <w:tc>
+          <w:tcPr>
+            <w:tcW w:type="dxa" w:w="2000"/>
+            <w:tcMar>
+              <w:top w:type="dxa" w:w="60"/>
+              <w:left w:type="dxa" w:w="100"/>
+              <w:bottom w:type="dxa" w:w="60"/>
+              <w:right w:type="dxa" w:w="100"/>
+            </w:tcMar>
+            <w:vAlign w:val="top"/>
+          </w:tcPr>
+          <w:p>
+            <w:pPr>
+              <w:spacing w:after="40"/>
+            </w:pPr>
+            <w:r>
+              <w:rPr>
+                <w:b w:val="false"/>
+                <w:bCs w:val="false"/>
+                <w:sz w:val="18"/>
+                <w:szCs w:val="18"/>
+              </w:rPr>
+              <w:t xml:space="preserve"/>
+            </w:r>
+          </w:p>
+        </w:tc>
+        <w:tc>
+          <w:tcPr>
+            <w:tcW w:type="dxa" w:w="960"/>
             <w:tcMar>
               <w:top w:type="dxa" w:w="60"/>
               <w:left w:type="dxa" w:w="100"/>
@@ -4329,7 +4710,7 @@
       <w:tr>
         <w:tc>
           <w:tcPr>
-            <w:tcW w:type="dxa" w:w="2400"/>
+            <w:tcW w:type="dxa" w:w="2800"/>
             <w:shd w:fill="F7F7F7" w:color="auto" w:val="clear"/>
             <w:tcMar>
               <w:top w:type="dxa" w:w="60"/>
@@ -4356,7 +4737,7 @@
         </w:tc>
         <w:tc>
           <w:tcPr>
-            <w:tcW w:type="dxa" w:w="1500"/>
+            <w:tcW w:type="dxa" w:w="1800"/>
             <w:shd w:fill="F7F7F7" w:color="auto" w:val="clear"/>
             <w:tcMar>
               <w:top w:type="dxa" w:w="60"/>
@@ -4383,7 +4764,7 @@
         </w:tc>
         <w:tc>
           <w:tcPr>
-            <w:tcW w:type="dxa" w:w="1500"/>
+            <w:tcW w:type="dxa" w:w="1800"/>
             <w:shd w:fill="F7F7F7" w:color="auto" w:val="clear"/>
             <w:tcMar>
               <w:top w:type="dxa" w:w="60"/>
@@ -4410,7 +4791,7 @@
         </w:tc>
         <w:tc>
           <w:tcPr>
-            <w:tcW w:type="dxa" w:w="1700"/>
+            <w:tcW w:type="dxa" w:w="2000"/>
             <w:shd w:fill="F7F7F7" w:color="auto" w:val="clear"/>
             <w:tcMar>
               <w:top w:type="dxa" w:w="60"/>
@@ -4437,34 +4818,7 @@
         </w:tc>
         <w:tc>
           <w:tcPr>
-            <w:tcW w:type="dxa" w:w="900"/>
-            <w:shd w:fill="F7F7F7" w:color="auto" w:val="clear"/>
-            <w:tcMar>
-              <w:top w:type="dxa" w:w="60"/>
-              <w:left w:type="dxa" w:w="100"/>
-              <w:bottom w:type="dxa" w:w="60"/>
-              <w:right w:type="dxa" w:w="100"/>
-            </w:tcMar>
-            <w:vAlign w:val="top"/>
-          </w:tcPr>
-          <w:p>
-            <w:pPr>
-              <w:spacing w:after="40"/>
-            </w:pPr>
-            <w:r>
-              <w:rPr>
-                <w:b w:val="false"/>
-                <w:bCs w:val="false"/>
-                <w:sz w:val="18"/>
-                <w:szCs w:val="18"/>
-              </w:rPr>
-              <w:t xml:space="preserve"/>
-            </w:r>
-          </w:p>
-        </w:tc>
-        <w:tc>
-          <w:tcPr>
-            <w:tcW w:type="dxa" w:w="1360"/>
+            <w:tcW w:type="dxa" w:w="960"/>
             <w:shd w:fill="F7F7F7" w:color="auto" w:val="clear"/>
             <w:tcMar>
               <w:top w:type="dxa" w:w="60"/>
@@ -4493,7 +4847,7 @@
       <w:tr>
         <w:tc>
           <w:tcPr>
-            <w:tcW w:type="dxa" w:w="2400"/>
+            <w:tcW w:type="dxa" w:w="2800"/>
             <w:tcMar>
               <w:top w:type="dxa" w:w="60"/>
               <w:left w:type="dxa" w:w="100"/>
@@ -4519,111 +4873,85 @@
         </w:tc>
         <w:tc>
           <w:tcPr>
-            <w:tcW w:type="dxa" w:w="1500"/>
-            <w:tcMar>
-              <w:top w:type="dxa" w:w="60"/>
-              <w:left w:type="dxa" w:w="100"/>
-              <w:bottom w:type="dxa" w:w="60"/>
-              <w:right w:type="dxa" w:w="100"/>
-            </w:tcMar>
-            <w:vAlign w:val="top"/>
-          </w:tcPr>
-          <w:p>
-            <w:pPr>
-              <w:spacing w:after="40"/>
-            </w:pPr>
-            <w:r>
-              <w:rPr>
-                <w:b w:val="false"/>
-                <w:bCs w:val="false"/>
-                <w:sz w:val="18"/>
-                <w:szCs w:val="18"/>
-              </w:rPr>
-              <w:t xml:space="preserve"/>
-            </w:r>
-          </w:p>
-        </w:tc>
-        <w:tc>
-          <w:tcPr>
-            <w:tcW w:type="dxa" w:w="1500"/>
-            <w:tcMar>
-              <w:top w:type="dxa" w:w="60"/>
-              <w:left w:type="dxa" w:w="100"/>
-              <w:bottom w:type="dxa" w:w="60"/>
-              <w:right w:type="dxa" w:w="100"/>
-            </w:tcMar>
-            <w:vAlign w:val="top"/>
-          </w:tcPr>
-          <w:p>
-            <w:pPr>
-              <w:spacing w:after="40"/>
-            </w:pPr>
-            <w:r>
-              <w:rPr>
-                <w:b w:val="false"/>
-                <w:bCs w:val="false"/>
-                <w:sz w:val="18"/>
-                <w:szCs w:val="18"/>
-              </w:rPr>
-              <w:t xml:space="preserve"/>
-            </w:r>
-          </w:p>
-        </w:tc>
-        <w:tc>
-          <w:tcPr>
-            <w:tcW w:type="dxa" w:w="1700"/>
-            <w:tcMar>
-              <w:top w:type="dxa" w:w="60"/>
-              <w:left w:type="dxa" w:w="100"/>
-              <w:bottom w:type="dxa" w:w="60"/>
-              <w:right w:type="dxa" w:w="100"/>
-            </w:tcMar>
-            <w:vAlign w:val="top"/>
-          </w:tcPr>
-          <w:p>
-            <w:pPr>
-              <w:spacing w:after="40"/>
-            </w:pPr>
-            <w:r>
-              <w:rPr>
-                <w:b w:val="false"/>
-                <w:bCs w:val="false"/>
-                <w:sz w:val="18"/>
-                <w:szCs w:val="18"/>
-              </w:rPr>
-              <w:t xml:space="preserve"/>
-            </w:r>
-          </w:p>
-        </w:tc>
-        <w:tc>
-          <w:tcPr>
-            <w:tcW w:type="dxa" w:w="900"/>
-            <w:tcMar>
-              <w:top w:type="dxa" w:w="60"/>
-              <w:left w:type="dxa" w:w="100"/>
-              <w:bottom w:type="dxa" w:w="60"/>
-              <w:right w:type="dxa" w:w="100"/>
-            </w:tcMar>
-            <w:vAlign w:val="top"/>
-          </w:tcPr>
-          <w:p>
-            <w:pPr>
-              <w:spacing w:after="40"/>
-            </w:pPr>
-            <w:r>
-              <w:rPr>
-                <w:b w:val="false"/>
-                <w:bCs w:val="false"/>
-                <w:sz w:val="18"/>
-                <w:szCs w:val="18"/>
-              </w:rPr>
-              <w:t xml:space="preserve"/>
-            </w:r>
-          </w:p>
-        </w:tc>
-        <w:tc>
-          <w:tcPr>
-            <w:tcW w:type="dxa" w:w="1360"/>
+            <w:tcW w:type="dxa" w:w="1800"/>
+            <w:tcMar>
+              <w:top w:type="dxa" w:w="60"/>
+              <w:left w:type="dxa" w:w="100"/>
+              <w:bottom w:type="dxa" w:w="60"/>
+              <w:right w:type="dxa" w:w="100"/>
+            </w:tcMar>
+            <w:vAlign w:val="top"/>
+          </w:tcPr>
+          <w:p>
+            <w:pPr>
+              <w:spacing w:after="40"/>
+            </w:pPr>
+            <w:r>
+              <w:rPr>
+                <w:b w:val="false"/>
+                <w:bCs w:val="false"/>
+                <w:sz w:val="18"/>
+                <w:szCs w:val="18"/>
+              </w:rPr>
+              <w:t xml:space="preserve"/>
+            </w:r>
+          </w:p>
+        </w:tc>
+        <w:tc>
+          <w:tcPr>
+            <w:tcW w:type="dxa" w:w="1800"/>
+            <w:tcMar>
+              <w:top w:type="dxa" w:w="60"/>
+              <w:left w:type="dxa" w:w="100"/>
+              <w:bottom w:type="dxa" w:w="60"/>
+              <w:right w:type="dxa" w:w="100"/>
+            </w:tcMar>
+            <w:vAlign w:val="top"/>
+          </w:tcPr>
+          <w:p>
+            <w:pPr>
+              <w:spacing w:after="40"/>
+            </w:pPr>
+            <w:r>
+              <w:rPr>
+                <w:b w:val="false"/>
+                <w:bCs w:val="false"/>
+                <w:sz w:val="18"/>
+                <w:szCs w:val="18"/>
+              </w:rPr>
+              <w:t xml:space="preserve"/>
+            </w:r>
+          </w:p>
+        </w:tc>
+        <w:tc>
+          <w:tcPr>
+            <w:tcW w:type="dxa" w:w="2000"/>
+            <w:tcMar>
+              <w:top w:type="dxa" w:w="60"/>
+              <w:left w:type="dxa" w:w="100"/>
+              <w:bottom w:type="dxa" w:w="60"/>
+              <w:right w:type="dxa" w:w="100"/>
+            </w:tcMar>
+            <w:vAlign w:val="top"/>
+          </w:tcPr>
+          <w:p>
+            <w:pPr>
+              <w:spacing w:after="40"/>
+            </w:pPr>
+            <w:r>
+              <w:rPr>
+                <w:b w:val="false"/>
+                <w:bCs w:val="false"/>
+                <w:sz w:val="18"/>
+                <w:szCs w:val="18"/>
+              </w:rPr>
+              <w:t xml:space="preserve"/>
+            </w:r>
+          </w:p>
+        </w:tc>
+        <w:tc>
+          <w:tcPr>
+            <w:tcW w:type="dxa" w:w="960"/>
             <w:tcMar>
               <w:top w:type="dxa" w:w="60"/>
               <w:left w:type="dxa" w:w="100"/>
@@ -4651,7 +4979,7 @@
       <w:tr>
         <w:tc>
           <w:tcPr>
-            <w:tcW w:type="dxa" w:w="2400"/>
+            <w:tcW w:type="dxa" w:w="2800"/>
             <w:shd w:fill="F7F7F7" w:color="auto" w:val="clear"/>
             <w:tcMar>
               <w:top w:type="dxa" w:w="60"/>
@@ -4678,7 +5006,7 @@
         </w:tc>
         <w:tc>
           <w:tcPr>
-            <w:tcW w:type="dxa" w:w="1500"/>
+            <w:tcW w:type="dxa" w:w="1800"/>
             <w:shd w:fill="F7F7F7" w:color="auto" w:val="clear"/>
             <w:tcMar>
               <w:top w:type="dxa" w:w="60"/>
@@ -4705,7 +5033,7 @@
         </w:tc>
         <w:tc>
           <w:tcPr>
-            <w:tcW w:type="dxa" w:w="1500"/>
+            <w:tcW w:type="dxa" w:w="1800"/>
             <w:shd w:fill="F7F7F7" w:color="auto" w:val="clear"/>
             <w:tcMar>
               <w:top w:type="dxa" w:w="60"/>
@@ -4732,7 +5060,7 @@
         </w:tc>
         <w:tc>
           <w:tcPr>
-            <w:tcW w:type="dxa" w:w="1700"/>
+            <w:tcW w:type="dxa" w:w="2000"/>
             <w:shd w:fill="F7F7F7" w:color="auto" w:val="clear"/>
             <w:tcMar>
               <w:top w:type="dxa" w:w="60"/>
@@ -4759,34 +5087,7 @@
         </w:tc>
         <w:tc>
           <w:tcPr>
-            <w:tcW w:type="dxa" w:w="900"/>
-            <w:shd w:fill="F7F7F7" w:color="auto" w:val="clear"/>
-            <w:tcMar>
-              <w:top w:type="dxa" w:w="60"/>
-              <w:left w:type="dxa" w:w="100"/>
-              <w:bottom w:type="dxa" w:w="60"/>
-              <w:right w:type="dxa" w:w="100"/>
-            </w:tcMar>
-            <w:vAlign w:val="top"/>
-          </w:tcPr>
-          <w:p>
-            <w:pPr>
-              <w:spacing w:after="40"/>
-            </w:pPr>
-            <w:r>
-              <w:rPr>
-                <w:b w:val="false"/>
-                <w:bCs w:val="false"/>
-                <w:sz w:val="18"/>
-                <w:szCs w:val="18"/>
-              </w:rPr>
-              <w:t xml:space="preserve"/>
-            </w:r>
-          </w:p>
-        </w:tc>
-        <w:tc>
-          <w:tcPr>
-            <w:tcW w:type="dxa" w:w="1360"/>
+            <w:tcW w:type="dxa" w:w="960"/>
             <w:shd w:fill="F7F7F7" w:color="auto" w:val="clear"/>
             <w:tcMar>
               <w:top w:type="dxa" w:w="60"/>
@@ -4815,7 +5116,7 @@
       <w:tr>
         <w:tc>
           <w:tcPr>
-            <w:tcW w:type="dxa" w:w="2400"/>
+            <w:tcW w:type="dxa" w:w="2800"/>
             <w:tcMar>
               <w:top w:type="dxa" w:w="60"/>
               <w:left w:type="dxa" w:w="100"/>
@@ -4841,111 +5142,85 @@
         </w:tc>
         <w:tc>
           <w:tcPr>
-            <w:tcW w:type="dxa" w:w="1500"/>
-            <w:tcMar>
-              <w:top w:type="dxa" w:w="60"/>
-              <w:left w:type="dxa" w:w="100"/>
-              <w:bottom w:type="dxa" w:w="60"/>
-              <w:right w:type="dxa" w:w="100"/>
-            </w:tcMar>
-            <w:vAlign w:val="top"/>
-          </w:tcPr>
-          <w:p>
-            <w:pPr>
-              <w:spacing w:after="40"/>
-            </w:pPr>
-            <w:r>
-              <w:rPr>
-                <w:b w:val="false"/>
-                <w:bCs w:val="false"/>
-                <w:sz w:val="18"/>
-                <w:szCs w:val="18"/>
-              </w:rPr>
-              <w:t xml:space="preserve"/>
-            </w:r>
-          </w:p>
-        </w:tc>
-        <w:tc>
-          <w:tcPr>
-            <w:tcW w:type="dxa" w:w="1500"/>
-            <w:tcMar>
-              <w:top w:type="dxa" w:w="60"/>
-              <w:left w:type="dxa" w:w="100"/>
-              <w:bottom w:type="dxa" w:w="60"/>
-              <w:right w:type="dxa" w:w="100"/>
-            </w:tcMar>
-            <w:vAlign w:val="top"/>
-          </w:tcPr>
-          <w:p>
-            <w:pPr>
-              <w:spacing w:after="40"/>
-            </w:pPr>
-            <w:r>
-              <w:rPr>
-                <w:b w:val="false"/>
-                <w:bCs w:val="false"/>
-                <w:sz w:val="18"/>
-                <w:szCs w:val="18"/>
-              </w:rPr>
-              <w:t xml:space="preserve"/>
-            </w:r>
-          </w:p>
-        </w:tc>
-        <w:tc>
-          <w:tcPr>
-            <w:tcW w:type="dxa" w:w="1700"/>
-            <w:tcMar>
-              <w:top w:type="dxa" w:w="60"/>
-              <w:left w:type="dxa" w:w="100"/>
-              <w:bottom w:type="dxa" w:w="60"/>
-              <w:right w:type="dxa" w:w="100"/>
-            </w:tcMar>
-            <w:vAlign w:val="top"/>
-          </w:tcPr>
-          <w:p>
-            <w:pPr>
-              <w:spacing w:after="40"/>
-            </w:pPr>
-            <w:r>
-              <w:rPr>
-                <w:b w:val="false"/>
-                <w:bCs w:val="false"/>
-                <w:sz w:val="18"/>
-                <w:szCs w:val="18"/>
-              </w:rPr>
-              <w:t xml:space="preserve"/>
-            </w:r>
-          </w:p>
-        </w:tc>
-        <w:tc>
-          <w:tcPr>
-            <w:tcW w:type="dxa" w:w="900"/>
-            <w:tcMar>
-              <w:top w:type="dxa" w:w="60"/>
-              <w:left w:type="dxa" w:w="100"/>
-              <w:bottom w:type="dxa" w:w="60"/>
-              <w:right w:type="dxa" w:w="100"/>
-            </w:tcMar>
-            <w:vAlign w:val="top"/>
-          </w:tcPr>
-          <w:p>
-            <w:pPr>
-              <w:spacing w:after="40"/>
-            </w:pPr>
-            <w:r>
-              <w:rPr>
-                <w:b w:val="false"/>
-                <w:bCs w:val="false"/>
-                <w:sz w:val="18"/>
-                <w:szCs w:val="18"/>
-              </w:rPr>
-              <w:t xml:space="preserve"/>
-            </w:r>
-          </w:p>
-        </w:tc>
-        <w:tc>
-          <w:tcPr>
-            <w:tcW w:type="dxa" w:w="1360"/>
+            <w:tcW w:type="dxa" w:w="1800"/>
+            <w:tcMar>
+              <w:top w:type="dxa" w:w="60"/>
+              <w:left w:type="dxa" w:w="100"/>
+              <w:bottom w:type="dxa" w:w="60"/>
+              <w:right w:type="dxa" w:w="100"/>
+            </w:tcMar>
+            <w:vAlign w:val="top"/>
+          </w:tcPr>
+          <w:p>
+            <w:pPr>
+              <w:spacing w:after="40"/>
+            </w:pPr>
+            <w:r>
+              <w:rPr>
+                <w:b w:val="false"/>
+                <w:bCs w:val="false"/>
+                <w:sz w:val="18"/>
+                <w:szCs w:val="18"/>
+              </w:rPr>
+              <w:t xml:space="preserve"/>
+            </w:r>
+          </w:p>
+        </w:tc>
+        <w:tc>
+          <w:tcPr>
+            <w:tcW w:type="dxa" w:w="1800"/>
+            <w:tcMar>
+              <w:top w:type="dxa" w:w="60"/>
+              <w:left w:type="dxa" w:w="100"/>
+              <w:bottom w:type="dxa" w:w="60"/>
+              <w:right w:type="dxa" w:w="100"/>
+            </w:tcMar>
+            <w:vAlign w:val="top"/>
+          </w:tcPr>
+          <w:p>
+            <w:pPr>
+              <w:spacing w:after="40"/>
+            </w:pPr>
+            <w:r>
+              <w:rPr>
+                <w:b w:val="false"/>
+                <w:bCs w:val="false"/>
+                <w:sz w:val="18"/>
+                <w:szCs w:val="18"/>
+              </w:rPr>
+              <w:t xml:space="preserve"/>
+            </w:r>
+          </w:p>
+        </w:tc>
+        <w:tc>
+          <w:tcPr>
+            <w:tcW w:type="dxa" w:w="2000"/>
+            <w:tcMar>
+              <w:top w:type="dxa" w:w="60"/>
+              <w:left w:type="dxa" w:w="100"/>
+              <w:bottom w:type="dxa" w:w="60"/>
+              <w:right w:type="dxa" w:w="100"/>
+            </w:tcMar>
+            <w:vAlign w:val="top"/>
+          </w:tcPr>
+          <w:p>
+            <w:pPr>
+              <w:spacing w:after="40"/>
+            </w:pPr>
+            <w:r>
+              <w:rPr>
+                <w:b w:val="false"/>
+                <w:bCs w:val="false"/>
+                <w:sz w:val="18"/>
+                <w:szCs w:val="18"/>
+              </w:rPr>
+              <w:t xml:space="preserve"/>
+            </w:r>
+          </w:p>
+        </w:tc>
+        <w:tc>
+          <w:tcPr>
+            <w:tcW w:type="dxa" w:w="960"/>
             <w:tcMar>
               <w:top w:type="dxa" w:w="60"/>
               <w:left w:type="dxa" w:w="100"/>
@@ -4973,7 +5248,7 @@
       <w:tr>
         <w:tc>
           <w:tcPr>
-            <w:tcW w:type="dxa" w:w="2400"/>
+            <w:tcW w:type="dxa" w:w="2800"/>
             <w:shd w:fill="F7F7F7" w:color="auto" w:val="clear"/>
             <w:tcMar>
               <w:top w:type="dxa" w:w="60"/>
@@ -5000,7 +5275,7 @@
         </w:tc>
         <w:tc>
           <w:tcPr>
-            <w:tcW w:type="dxa" w:w="1500"/>
+            <w:tcW w:type="dxa" w:w="1800"/>
             <w:shd w:fill="F7F7F7" w:color="auto" w:val="clear"/>
             <w:tcMar>
               <w:top w:type="dxa" w:w="60"/>
@@ -5027,7 +5302,7 @@
         </w:tc>
         <w:tc>
           <w:tcPr>
-            <w:tcW w:type="dxa" w:w="1500"/>
+            <w:tcW w:type="dxa" w:w="1800"/>
             <w:shd w:fill="F7F7F7" w:color="auto" w:val="clear"/>
             <w:tcMar>
               <w:top w:type="dxa" w:w="60"/>
@@ -5054,7 +5329,7 @@
         </w:tc>
         <w:tc>
           <w:tcPr>
-            <w:tcW w:type="dxa" w:w="1700"/>
+            <w:tcW w:type="dxa" w:w="2000"/>
             <w:shd w:fill="F7F7F7" w:color="auto" w:val="clear"/>
             <w:tcMar>
               <w:top w:type="dxa" w:w="60"/>
@@ -5081,678 +5356,7 @@
         </w:tc>
         <w:tc>
           <w:tcPr>
-            <w:tcW w:type="dxa" w:w="900"/>
-            <w:shd w:fill="F7F7F7" w:color="auto" w:val="clear"/>
-            <w:tcMar>
-              <w:top w:type="dxa" w:w="60"/>
-              <w:left w:type="dxa" w:w="100"/>
-              <w:bottom w:type="dxa" w:w="60"/>
-              <w:right w:type="dxa" w:w="100"/>
-            </w:tcMar>
-            <w:vAlign w:val="top"/>
-          </w:tcPr>
-          <w:p>
-            <w:pPr>
-              <w:spacing w:after="40"/>
-            </w:pPr>
-            <w:r>
-              <w:rPr>
-                <w:b w:val="false"/>
-                <w:bCs w:val="false"/>
-                <w:sz w:val="18"/>
-                <w:szCs w:val="18"/>
-              </w:rPr>
-              <w:t xml:space="preserve"/>
-            </w:r>
-          </w:p>
-        </w:tc>
-        <w:tc>
-          <w:tcPr>
-            <w:tcW w:type="dxa" w:w="1360"/>
-            <w:shd w:fill="F7F7F7" w:color="auto" w:val="clear"/>
-            <w:tcMar>
-              <w:top w:type="dxa" w:w="60"/>
-              <w:left w:type="dxa" w:w="100"/>
-              <w:bottom w:type="dxa" w:w="60"/>
-              <w:right w:type="dxa" w:w="100"/>
-            </w:tcMar>
-            <w:vAlign w:val="top"/>
-          </w:tcPr>
-          <w:p>
-            <w:pPr>
-              <w:spacing w:after="40"/>
-            </w:pPr>
-            <w:r>
-              <w:rPr>
-                <w:b w:val="false"/>
-                <w:bCs w:val="false"/>
-                <w:sz w:val="18"/>
-                <w:szCs w:val="18"/>
-              </w:rPr>
-              <w:t xml:space="preserve"/>
-            </w:r>
-          </w:p>
-        </w:tc>
-      </w:tr>
-      <w:tr>
-        <w:tc>
-          <w:tcPr>
-            <w:tcW w:type="dxa" w:w="2400"/>
-            <w:tcMar>
-              <w:top w:type="dxa" w:w="60"/>
-              <w:left w:type="dxa" w:w="100"/>
-              <w:bottom w:type="dxa" w:w="60"/>
-              <w:right w:type="dxa" w:w="100"/>
-            </w:tcMar>
-            <w:vAlign w:val="top"/>
-          </w:tcPr>
-          <w:p>
-            <w:pPr>
-              <w:spacing w:after="40"/>
-            </w:pPr>
-            <w:r>
-              <w:rPr>
-                <w:b/>
-                <w:bCs/>
-                <w:sz w:val="18"/>
-                <w:szCs w:val="18"/>
-              </w:rPr>
-              <w:t xml:space="preserve"/>
-            </w:r>
-          </w:p>
-        </w:tc>
-        <w:tc>
-          <w:tcPr>
-            <w:tcW w:type="dxa" w:w="1500"/>
-            <w:tcMar>
-              <w:top w:type="dxa" w:w="60"/>
-              <w:left w:type="dxa" w:w="100"/>
-              <w:bottom w:type="dxa" w:w="60"/>
-              <w:right w:type="dxa" w:w="100"/>
-            </w:tcMar>
-            <w:vAlign w:val="top"/>
-          </w:tcPr>
-          <w:p>
-            <w:pPr>
-              <w:spacing w:after="40"/>
-            </w:pPr>
-            <w:r>
-              <w:rPr>
-                <w:b w:val="false"/>
-                <w:bCs w:val="false"/>
-                <w:sz w:val="18"/>
-                <w:szCs w:val="18"/>
-              </w:rPr>
-              <w:t xml:space="preserve"/>
-            </w:r>
-          </w:p>
-        </w:tc>
-        <w:tc>
-          <w:tcPr>
-            <w:tcW w:type="dxa" w:w="1500"/>
-            <w:tcMar>
-              <w:top w:type="dxa" w:w="60"/>
-              <w:left w:type="dxa" w:w="100"/>
-              <w:bottom w:type="dxa" w:w="60"/>
-              <w:right w:type="dxa" w:w="100"/>
-            </w:tcMar>
-            <w:vAlign w:val="top"/>
-          </w:tcPr>
-          <w:p>
-            <w:pPr>
-              <w:spacing w:after="40"/>
-            </w:pPr>
-            <w:r>
-              <w:rPr>
-                <w:b w:val="false"/>
-                <w:bCs w:val="false"/>
-                <w:sz w:val="18"/>
-                <w:szCs w:val="18"/>
-              </w:rPr>
-              <w:t xml:space="preserve"/>
-            </w:r>
-          </w:p>
-        </w:tc>
-        <w:tc>
-          <w:tcPr>
-            <w:tcW w:type="dxa" w:w="1700"/>
-            <w:tcMar>
-              <w:top w:type="dxa" w:w="60"/>
-              <w:left w:type="dxa" w:w="100"/>
-              <w:bottom w:type="dxa" w:w="60"/>
-              <w:right w:type="dxa" w:w="100"/>
-            </w:tcMar>
-            <w:vAlign w:val="top"/>
-          </w:tcPr>
-          <w:p>
-            <w:pPr>
-              <w:spacing w:after="40"/>
-            </w:pPr>
-            <w:r>
-              <w:rPr>
-                <w:b w:val="false"/>
-                <w:bCs w:val="false"/>
-                <w:sz w:val="18"/>
-                <w:szCs w:val="18"/>
-              </w:rPr>
-              <w:t xml:space="preserve"/>
-            </w:r>
-          </w:p>
-        </w:tc>
-        <w:tc>
-          <w:tcPr>
-            <w:tcW w:type="dxa" w:w="900"/>
-            <w:tcMar>
-              <w:top w:type="dxa" w:w="60"/>
-              <w:left w:type="dxa" w:w="100"/>
-              <w:bottom w:type="dxa" w:w="60"/>
-              <w:right w:type="dxa" w:w="100"/>
-            </w:tcMar>
-            <w:vAlign w:val="top"/>
-          </w:tcPr>
-          <w:p>
-            <w:pPr>
-              <w:spacing w:after="40"/>
-            </w:pPr>
-            <w:r>
-              <w:rPr>
-                <w:b w:val="false"/>
-                <w:bCs w:val="false"/>
-                <w:sz w:val="18"/>
-                <w:szCs w:val="18"/>
-              </w:rPr>
-              <w:t xml:space="preserve"/>
-            </w:r>
-          </w:p>
-        </w:tc>
-        <w:tc>
-          <w:tcPr>
-            <w:tcW w:type="dxa" w:w="1360"/>
-            <w:tcMar>
-              <w:top w:type="dxa" w:w="60"/>
-              <w:left w:type="dxa" w:w="100"/>
-              <w:bottom w:type="dxa" w:w="60"/>
-              <w:right w:type="dxa" w:w="100"/>
-            </w:tcMar>
-            <w:vAlign w:val="top"/>
-          </w:tcPr>
-          <w:p>
-            <w:pPr>
-              <w:spacing w:after="40"/>
-            </w:pPr>
-            <w:r>
-              <w:rPr>
-                <w:b w:val="false"/>
-                <w:bCs w:val="false"/>
-                <w:sz w:val="18"/>
-                <w:szCs w:val="18"/>
-              </w:rPr>
-              <w:t xml:space="preserve"/>
-            </w:r>
-          </w:p>
-        </w:tc>
-      </w:tr>
-      <w:tr>
-        <w:tc>
-          <w:tcPr>
-            <w:tcW w:type="dxa" w:w="2400"/>
-            <w:shd w:fill="F7F7F7" w:color="auto" w:val="clear"/>
-            <w:tcMar>
-              <w:top w:type="dxa" w:w="60"/>
-              <w:left w:type="dxa" w:w="100"/>
-              <w:bottom w:type="dxa" w:w="60"/>
-              <w:right w:type="dxa" w:w="100"/>
-            </w:tcMar>
-            <w:vAlign w:val="top"/>
-          </w:tcPr>
-          <w:p>
-            <w:pPr>
-              <w:spacing w:after="40"/>
-            </w:pPr>
-            <w:r>
-              <w:rPr>
-                <w:b/>
-                <w:bCs/>
-                <w:sz w:val="18"/>
-                <w:szCs w:val="18"/>
-              </w:rPr>
-              <w:t xml:space="preserve"/>
-            </w:r>
-          </w:p>
-        </w:tc>
-        <w:tc>
-          <w:tcPr>
-            <w:tcW w:type="dxa" w:w="1500"/>
-            <w:shd w:fill="F7F7F7" w:color="auto" w:val="clear"/>
-            <w:tcMar>
-              <w:top w:type="dxa" w:w="60"/>
-              <w:left w:type="dxa" w:w="100"/>
-              <w:bottom w:type="dxa" w:w="60"/>
-              <w:right w:type="dxa" w:w="100"/>
-            </w:tcMar>
-            <w:vAlign w:val="top"/>
-          </w:tcPr>
-          <w:p>
-            <w:pPr>
-              <w:spacing w:after="40"/>
-            </w:pPr>
-            <w:r>
-              <w:rPr>
-                <w:b w:val="false"/>
-                <w:bCs w:val="false"/>
-                <w:sz w:val="18"/>
-                <w:szCs w:val="18"/>
-              </w:rPr>
-              <w:t xml:space="preserve"/>
-            </w:r>
-          </w:p>
-        </w:tc>
-        <w:tc>
-          <w:tcPr>
-            <w:tcW w:type="dxa" w:w="1500"/>
-            <w:shd w:fill="F7F7F7" w:color="auto" w:val="clear"/>
-            <w:tcMar>
-              <w:top w:type="dxa" w:w="60"/>
-              <w:left w:type="dxa" w:w="100"/>
-              <w:bottom w:type="dxa" w:w="60"/>
-              <w:right w:type="dxa" w:w="100"/>
-            </w:tcMar>
-            <w:vAlign w:val="top"/>
-          </w:tcPr>
-          <w:p>
-            <w:pPr>
-              <w:spacing w:after="40"/>
-            </w:pPr>
-            <w:r>
-              <w:rPr>
-                <w:b w:val="false"/>
-                <w:bCs w:val="false"/>
-                <w:sz w:val="18"/>
-                <w:szCs w:val="18"/>
-              </w:rPr>
-              <w:t xml:space="preserve"/>
-            </w:r>
-          </w:p>
-        </w:tc>
-        <w:tc>
-          <w:tcPr>
-            <w:tcW w:type="dxa" w:w="1700"/>
-            <w:shd w:fill="F7F7F7" w:color="auto" w:val="clear"/>
-            <w:tcMar>
-              <w:top w:type="dxa" w:w="60"/>
-              <w:left w:type="dxa" w:w="100"/>
-              <w:bottom w:type="dxa" w:w="60"/>
-              <w:right w:type="dxa" w:w="100"/>
-            </w:tcMar>
-            <w:vAlign w:val="top"/>
-          </w:tcPr>
-          <w:p>
-            <w:pPr>
-              <w:spacing w:after="40"/>
-            </w:pPr>
-            <w:r>
-              <w:rPr>
-                <w:b w:val="false"/>
-                <w:bCs w:val="false"/>
-                <w:sz w:val="18"/>
-                <w:szCs w:val="18"/>
-              </w:rPr>
-              <w:t xml:space="preserve"/>
-            </w:r>
-          </w:p>
-        </w:tc>
-        <w:tc>
-          <w:tcPr>
-            <w:tcW w:type="dxa" w:w="900"/>
-            <w:shd w:fill="F7F7F7" w:color="auto" w:val="clear"/>
-            <w:tcMar>
-              <w:top w:type="dxa" w:w="60"/>
-              <w:left w:type="dxa" w:w="100"/>
-              <w:bottom w:type="dxa" w:w="60"/>
-              <w:right w:type="dxa" w:w="100"/>
-            </w:tcMar>
-            <w:vAlign w:val="top"/>
-          </w:tcPr>
-          <w:p>
-            <w:pPr>
-              <w:spacing w:after="40"/>
-            </w:pPr>
-            <w:r>
-              <w:rPr>
-                <w:b w:val="false"/>
-                <w:bCs w:val="false"/>
-                <w:sz w:val="18"/>
-                <w:szCs w:val="18"/>
-              </w:rPr>
-              <w:t xml:space="preserve"/>
-            </w:r>
-          </w:p>
-        </w:tc>
-        <w:tc>
-          <w:tcPr>
-            <w:tcW w:type="dxa" w:w="1360"/>
-            <w:shd w:fill="F7F7F7" w:color="auto" w:val="clear"/>
-            <w:tcMar>
-              <w:top w:type="dxa" w:w="60"/>
-              <w:left w:type="dxa" w:w="100"/>
-              <w:bottom w:type="dxa" w:w="60"/>
-              <w:right w:type="dxa" w:w="100"/>
-            </w:tcMar>
-            <w:vAlign w:val="top"/>
-          </w:tcPr>
-          <w:p>
-            <w:pPr>
-              <w:spacing w:after="40"/>
-            </w:pPr>
-            <w:r>
-              <w:rPr>
-                <w:b w:val="false"/>
-                <w:bCs w:val="false"/>
-                <w:sz w:val="18"/>
-                <w:szCs w:val="18"/>
-              </w:rPr>
-              <w:t xml:space="preserve"/>
-            </w:r>
-          </w:p>
-        </w:tc>
-      </w:tr>
-      <w:tr>
-        <w:tc>
-          <w:tcPr>
-            <w:tcW w:type="dxa" w:w="2400"/>
-            <w:tcMar>
-              <w:top w:type="dxa" w:w="60"/>
-              <w:left w:type="dxa" w:w="100"/>
-              <w:bottom w:type="dxa" w:w="60"/>
-              <w:right w:type="dxa" w:w="100"/>
-            </w:tcMar>
-            <w:vAlign w:val="top"/>
-          </w:tcPr>
-          <w:p>
-            <w:pPr>
-              <w:spacing w:after="40"/>
-            </w:pPr>
-            <w:r>
-              <w:rPr>
-                <w:b/>
-                <w:bCs/>
-                <w:sz w:val="18"/>
-                <w:szCs w:val="18"/>
-              </w:rPr>
-              <w:t xml:space="preserve"/>
-            </w:r>
-          </w:p>
-        </w:tc>
-        <w:tc>
-          <w:tcPr>
-            <w:tcW w:type="dxa" w:w="1500"/>
-            <w:tcMar>
-              <w:top w:type="dxa" w:w="60"/>
-              <w:left w:type="dxa" w:w="100"/>
-              <w:bottom w:type="dxa" w:w="60"/>
-              <w:right w:type="dxa" w:w="100"/>
-            </w:tcMar>
-            <w:vAlign w:val="top"/>
-          </w:tcPr>
-          <w:p>
-            <w:pPr>
-              <w:spacing w:after="40"/>
-            </w:pPr>
-            <w:r>
-              <w:rPr>
-                <w:b w:val="false"/>
-                <w:bCs w:val="false"/>
-                <w:sz w:val="18"/>
-                <w:szCs w:val="18"/>
-              </w:rPr>
-              <w:t xml:space="preserve"/>
-            </w:r>
-          </w:p>
-        </w:tc>
-        <w:tc>
-          <w:tcPr>
-            <w:tcW w:type="dxa" w:w="1500"/>
-            <w:tcMar>
-              <w:top w:type="dxa" w:w="60"/>
-              <w:left w:type="dxa" w:w="100"/>
-              <w:bottom w:type="dxa" w:w="60"/>
-              <w:right w:type="dxa" w:w="100"/>
-            </w:tcMar>
-            <w:vAlign w:val="top"/>
-          </w:tcPr>
-          <w:p>
-            <w:pPr>
-              <w:spacing w:after="40"/>
-            </w:pPr>
-            <w:r>
-              <w:rPr>
-                <w:b w:val="false"/>
-                <w:bCs w:val="false"/>
-                <w:sz w:val="18"/>
-                <w:szCs w:val="18"/>
-              </w:rPr>
-              <w:t xml:space="preserve"/>
-            </w:r>
-          </w:p>
-        </w:tc>
-        <w:tc>
-          <w:tcPr>
-            <w:tcW w:type="dxa" w:w="1700"/>
-            <w:tcMar>
-              <w:top w:type="dxa" w:w="60"/>
-              <w:left w:type="dxa" w:w="100"/>
-              <w:bottom w:type="dxa" w:w="60"/>
-              <w:right w:type="dxa" w:w="100"/>
-            </w:tcMar>
-            <w:vAlign w:val="top"/>
-          </w:tcPr>
-          <w:p>
-            <w:pPr>
-              <w:spacing w:after="40"/>
-            </w:pPr>
-            <w:r>
-              <w:rPr>
-                <w:b w:val="false"/>
-                <w:bCs w:val="false"/>
-                <w:sz w:val="18"/>
-                <w:szCs w:val="18"/>
-              </w:rPr>
-              <w:t xml:space="preserve"/>
-            </w:r>
-          </w:p>
-        </w:tc>
-        <w:tc>
-          <w:tcPr>
-            <w:tcW w:type="dxa" w:w="900"/>
-            <w:tcMar>
-              <w:top w:type="dxa" w:w="60"/>
-              <w:left w:type="dxa" w:w="100"/>
-              <w:bottom w:type="dxa" w:w="60"/>
-              <w:right w:type="dxa" w:w="100"/>
-            </w:tcMar>
-            <w:vAlign w:val="top"/>
-          </w:tcPr>
-          <w:p>
-            <w:pPr>
-              <w:spacing w:after="40"/>
-            </w:pPr>
-            <w:r>
-              <w:rPr>
-                <w:b w:val="false"/>
-                <w:bCs w:val="false"/>
-                <w:sz w:val="18"/>
-                <w:szCs w:val="18"/>
-              </w:rPr>
-              <w:t xml:space="preserve"/>
-            </w:r>
-          </w:p>
-        </w:tc>
-        <w:tc>
-          <w:tcPr>
-            <w:tcW w:type="dxa" w:w="1360"/>
-            <w:tcMar>
-              <w:top w:type="dxa" w:w="60"/>
-              <w:left w:type="dxa" w:w="100"/>
-              <w:bottom w:type="dxa" w:w="60"/>
-              <w:right w:type="dxa" w:w="100"/>
-            </w:tcMar>
-            <w:vAlign w:val="top"/>
-          </w:tcPr>
-          <w:p>
-            <w:pPr>
-              <w:spacing w:after="40"/>
-            </w:pPr>
-            <w:r>
-              <w:rPr>
-                <w:b w:val="false"/>
-                <w:bCs w:val="false"/>
-                <w:sz w:val="18"/>
-                <w:szCs w:val="18"/>
-              </w:rPr>
-              <w:t xml:space="preserve"/>
-            </w:r>
-          </w:p>
-        </w:tc>
-      </w:tr>
-      <w:tr>
-        <w:tc>
-          <w:tcPr>
-            <w:tcW w:type="dxa" w:w="2400"/>
-            <w:shd w:fill="F7F7F7" w:color="auto" w:val="clear"/>
-            <w:tcMar>
-              <w:top w:type="dxa" w:w="60"/>
-              <w:left w:type="dxa" w:w="100"/>
-              <w:bottom w:type="dxa" w:w="60"/>
-              <w:right w:type="dxa" w:w="100"/>
-            </w:tcMar>
-            <w:vAlign w:val="top"/>
-          </w:tcPr>
-          <w:p>
-            <w:pPr>
-              <w:spacing w:after="40"/>
-            </w:pPr>
-            <w:r>
-              <w:rPr>
-                <w:b/>
-                <w:bCs/>
-                <w:sz w:val="18"/>
-                <w:szCs w:val="18"/>
-              </w:rPr>
-              <w:t xml:space="preserve"/>
-            </w:r>
-          </w:p>
-        </w:tc>
-        <w:tc>
-          <w:tcPr>
-            <w:tcW w:type="dxa" w:w="1500"/>
-            <w:shd w:fill="F7F7F7" w:color="auto" w:val="clear"/>
-            <w:tcMar>
-              <w:top w:type="dxa" w:w="60"/>
-              <w:left w:type="dxa" w:w="100"/>
-              <w:bottom w:type="dxa" w:w="60"/>
-              <w:right w:type="dxa" w:w="100"/>
-            </w:tcMar>
-            <w:vAlign w:val="top"/>
-          </w:tcPr>
-          <w:p>
-            <w:pPr>
-              <w:spacing w:after="40"/>
-            </w:pPr>
-            <w:r>
-              <w:rPr>
-                <w:b w:val="false"/>
-                <w:bCs w:val="false"/>
-                <w:sz w:val="18"/>
-                <w:szCs w:val="18"/>
-              </w:rPr>
-              <w:t xml:space="preserve"/>
-            </w:r>
-          </w:p>
-        </w:tc>
-        <w:tc>
-          <w:tcPr>
-            <w:tcW w:type="dxa" w:w="1500"/>
-            <w:shd w:fill="F7F7F7" w:color="auto" w:val="clear"/>
-            <w:tcMar>
-              <w:top w:type="dxa" w:w="60"/>
-              <w:left w:type="dxa" w:w="100"/>
-              <w:bottom w:type="dxa" w:w="60"/>
-              <w:right w:type="dxa" w:w="100"/>
-            </w:tcMar>
-            <w:vAlign w:val="top"/>
-          </w:tcPr>
-          <w:p>
-            <w:pPr>
-              <w:spacing w:after="40"/>
-            </w:pPr>
-            <w:r>
-              <w:rPr>
-                <w:b w:val="false"/>
-                <w:bCs w:val="false"/>
-                <w:sz w:val="18"/>
-                <w:szCs w:val="18"/>
-              </w:rPr>
-              <w:t xml:space="preserve"/>
-            </w:r>
-          </w:p>
-        </w:tc>
-        <w:tc>
-          <w:tcPr>
-            <w:tcW w:type="dxa" w:w="1700"/>
-            <w:shd w:fill="F7F7F7" w:color="auto" w:val="clear"/>
-            <w:tcMar>
-              <w:top w:type="dxa" w:w="60"/>
-              <w:left w:type="dxa" w:w="100"/>
-              <w:bottom w:type="dxa" w:w="60"/>
-              <w:right w:type="dxa" w:w="100"/>
-            </w:tcMar>
-            <w:vAlign w:val="top"/>
-          </w:tcPr>
-          <w:p>
-            <w:pPr>
-              <w:spacing w:after="40"/>
-            </w:pPr>
-            <w:r>
-              <w:rPr>
-                <w:b w:val="false"/>
-                <w:bCs w:val="false"/>
-                <w:sz w:val="18"/>
-                <w:szCs w:val="18"/>
-              </w:rPr>
-              <w:t xml:space="preserve"/>
-            </w:r>
-          </w:p>
-        </w:tc>
-        <w:tc>
-          <w:tcPr>
-            <w:tcW w:type="dxa" w:w="900"/>
-            <w:shd w:fill="F7F7F7" w:color="auto" w:val="clear"/>
-            <w:tcMar>
-              <w:top w:type="dxa" w:w="60"/>
-              <w:left w:type="dxa" w:w="100"/>
-              <w:bottom w:type="dxa" w:w="60"/>
-              <w:right w:type="dxa" w:w="100"/>
-            </w:tcMar>
-            <w:vAlign w:val="top"/>
-          </w:tcPr>
-          <w:p>
-            <w:pPr>
-              <w:spacing w:after="40"/>
-            </w:pPr>
-            <w:r>
-              <w:rPr>
-                <w:b w:val="false"/>
-                <w:bCs w:val="false"/>
-                <w:sz w:val="18"/>
-                <w:szCs w:val="18"/>
-              </w:rPr>
-              <w:t xml:space="preserve"/>
-            </w:r>
-          </w:p>
-        </w:tc>
-        <w:tc>
-          <w:tcPr>
-            <w:tcW w:type="dxa" w:w="1360"/>
+            <w:tcW w:type="dxa" w:w="960"/>
             <w:shd w:fill="F7F7F7" w:color="auto" w:val="clear"/>
             <w:tcMar>
               <w:top w:type="dxa" w:w="60"/>

--- a/packages/web/public/docs/Helixona-Assistant-Workforce-Training.docx
+++ b/packages/web/public/docs/Helixona-Assistant-Workforce-Training.docx
@@ -1168,7 +1168,7 @@
         <w:spacing w:after="120" w:line="276"/>
       </w:pPr>
       <w:r>
-        <w:t xml:space="preserve">You can attach PDF, TXT, MD and CSV files. Attach only what the task needs. Files are stored with the conversation and deleted with it.</w:t>
+        <w:t xml:space="preserve">You can attach PDF, TXT, MD and CSV files: up to 20 per message and 100 MB each. Attach only what the task needs. Files are stored with the conversation and deleted with it. Long PDFs are read page by page before the answer; the values in that reading are copied from the page images, so check the ones you use against the original pages.</w:t>
       </w:r>
     </w:p>
     <w:p>

--- a/packages/web/public/docs/Helixona-Assistant-Workforce-Training.docx
+++ b/packages/web/public/docs/Helixona-Assistant-Workforce-Training.docx
@@ -1168,7 +1168,7 @@
         <w:spacing w:after="120" w:line="276"/>
       </w:pPr>
       <w:r>
-        <w:t xml:space="preserve">You can attach PDF, TXT, MD and CSV files: up to 20 per message and 100 MB each. Attach only what the task needs. Files are stored with the conversation and deleted with it. Long PDFs are read page by page before the answer; the values in that reading are copied from the page images, so check the ones you use against the original pages.</w:t>
+        <w:t xml:space="preserve">You can attach PDF, Excel, CSV, TXT and MD files: up to 20 per message (PDFs up to 100 MB each, Excel files 10 MB). Attach only what the task needs. When you ask for an Excel workbook built from an attached spreadsheet, the rows are copied from your file, not retyped; still check that each tab holds the right rows before you act on it. Files are stored with the conversation and deleted with it. Long PDFs are read page by page before the answer; the values in that reading are copied from the page images, so check the ones you use against the original pages.</w:t>
       </w:r>
     </w:p>
     <w:p>

--- a/packages/web/public/docs/Helixona-Assistant-Workforce-Training.docx
+++ b/packages/web/public/docs/Helixona-Assistant-Workforce-Training.docx
@@ -1161,6 +1161,14 @@
       </w:pPr>
       <w:r>
         <w:t xml:space="preserve">Files</w:t>
+      </w:r>
+    </w:p>
+    <w:p>
+      <w:pPr>
+        <w:spacing w:after="120" w:line="276"/>
+      </w:pPr>
+      <w:r>
+        <w:t xml:space="preserve">If you used Claude.ai before, the sidebar's Import from Claude page brings your chats, projects and memory over from the export Claude emails you (Settings → Privacy → Export data). Delete the export zip from your computer once the import is done.</w:t>
       </w:r>
     </w:p>
     <w:p>

--- a/packages/web/public/docs/Helixona-Assistant-Workforce-Training.docx
+++ b/packages/web/public/docs/Helixona-Assistant-Workforce-Training.docx
@@ -1168,7 +1168,7 @@
         <w:spacing w:after="120" w:line="276"/>
       </w:pPr>
       <w:r>
-        <w:t xml:space="preserve">If you used Claude.ai before, the sidebar's Import from Claude page brings your chats, projects and memory over from the export Claude emails you (Settings → Privacy → Export data). Delete the export zip from your computer once the import is done.</w:t>
+        <w:t xml:space="preserve">If you used Claude.ai before, the sidebar's Import from Claude page brings your chats, projects and memory over from the export Claude emails you (Settings → Privacy → Export data). You choose who sees it: only you, or the whole team through the shared project "Backup Claude", where every chat in the export becomes visible to everyone, so look through the export first. Delete the export zips from your computer once the import is done.</w:t>
       </w:r>
     </w:p>
     <w:p>
